--- a/DAX统计量.docx
+++ b/DAX统计量.docx
@@ -46,16 +46,751 @@
         </w:numPr>
         <w:ind w:firstLineChars="0"/>
         <w:rPr>
-          <w:szCs w:val="21"/>
-        </w:rPr>
-      </w:pPr>
-      <w:r>
-        <w:rPr>
-          <w:rFonts w:hint="eastAsia"/>
+          <w:b/>
+          <w:color w:val="C0504D" w:themeColor="accent2"/>
+          <w:szCs w:val="21"/>
+        </w:rPr>
+      </w:pPr>
+      <w:r>
+        <w:rPr>
+          <w:rFonts w:hint="eastAsia"/>
+          <w:b/>
+          <w:color w:val="C0504D" w:themeColor="accent2"/>
           <w:szCs w:val="21"/>
         </w:rPr>
         <w:t>父子层次结构</w:t>
       </w:r>
+    </w:p>
+    <w:p>
+      <w:pPr>
+        <w:rPr>
+          <w:szCs w:val="21"/>
+        </w:rPr>
+      </w:pPr>
+      <w:r>
+        <w:rPr>
+          <w:rFonts w:hint="eastAsia"/>
+          <w:szCs w:val="21"/>
+        </w:rPr>
+        <w:t>表格模型</w:t>
+      </w:r>
+      <w:r>
+        <w:rPr>
+          <w:rFonts w:hint="eastAsia"/>
+          <w:szCs w:val="21"/>
+        </w:rPr>
+        <w:t>本身并不支持这种父子层次结构，但父子层次在应用中却是非常常见的一种数据关系。</w:t>
+      </w:r>
+      <w:r>
+        <w:rPr>
+          <w:rFonts w:hint="eastAsia"/>
+          <w:szCs w:val="21"/>
+        </w:rPr>
+        <w:t>所以表格模型需要借助一些特殊的</w:t>
+      </w:r>
+      <w:r>
+        <w:rPr>
+          <w:rFonts w:hint="eastAsia"/>
+          <w:szCs w:val="21"/>
+        </w:rPr>
+        <w:t>DAX</w:t>
+      </w:r>
+      <w:r>
+        <w:rPr>
+          <w:rFonts w:hint="eastAsia"/>
+          <w:szCs w:val="21"/>
+        </w:rPr>
+        <w:t>函数把基于行的节点，体现出他的层次关系出来，最简单的方法就是节点路径。</w:t>
+      </w:r>
+    </w:p>
+    <w:p>
+      <w:pPr>
+        <w:rPr>
+          <w:szCs w:val="21"/>
+        </w:rPr>
+      </w:pPr>
+      <w:r>
+        <w:rPr>
+          <w:rFonts w:hint="eastAsia"/>
+          <w:szCs w:val="21"/>
+        </w:rPr>
+        <w:t>=Path(</w:t>
+      </w:r>
+      <w:r>
+        <w:rPr>
+          <w:rFonts w:hint="eastAsia"/>
+          <w:szCs w:val="21"/>
+        </w:rPr>
+        <w:t>键列，</w:t>
+      </w:r>
+      <w:proofErr w:type="gramStart"/>
+      <w:r>
+        <w:rPr>
+          <w:rFonts w:hint="eastAsia"/>
+          <w:szCs w:val="21"/>
+        </w:rPr>
+        <w:t>父键列</w:t>
+      </w:r>
+      <w:proofErr w:type="gramEnd"/>
+      <w:r>
+        <w:rPr>
+          <w:rFonts w:hint="eastAsia"/>
+          <w:szCs w:val="21"/>
+        </w:rPr>
+        <w:t>)</w:t>
+      </w:r>
+    </w:p>
+    <w:p>
+      <w:pPr>
+        <w:rPr>
+          <w:szCs w:val="21"/>
+        </w:rPr>
+      </w:pPr>
+      <w:r>
+        <w:rPr>
+          <w:rFonts w:hint="eastAsia"/>
+          <w:szCs w:val="21"/>
+        </w:rPr>
+        <w:t>=</w:t>
+      </w:r>
+      <w:proofErr w:type="spellStart"/>
+      <w:r>
+        <w:rPr>
+          <w:rFonts w:hint="eastAsia"/>
+          <w:szCs w:val="21"/>
+        </w:rPr>
+        <w:t>Pathlength</w:t>
+      </w:r>
+      <w:proofErr w:type="spellEnd"/>
+      <w:r>
+        <w:rPr>
+          <w:rFonts w:hint="eastAsia"/>
+          <w:szCs w:val="21"/>
+        </w:rPr>
+        <w:t xml:space="preserve">(path) </w:t>
+      </w:r>
+      <w:r>
+        <w:rPr>
+          <w:szCs w:val="21"/>
+        </w:rPr>
+        <w:t>–</w:t>
+      </w:r>
+      <w:r>
+        <w:rPr>
+          <w:rFonts w:hint="eastAsia"/>
+          <w:szCs w:val="21"/>
+        </w:rPr>
+        <w:t>这是路径深度</w:t>
+      </w:r>
+    </w:p>
+    <w:p>
+      <w:pPr>
+        <w:rPr>
+          <w:szCs w:val="21"/>
+        </w:rPr>
+      </w:pPr>
+      <w:r>
+        <w:rPr>
+          <w:rFonts w:hint="eastAsia"/>
+          <w:szCs w:val="21"/>
+        </w:rPr>
+        <w:t>=</w:t>
+      </w:r>
+      <w:proofErr w:type="spellStart"/>
+      <w:r>
+        <w:rPr>
+          <w:rFonts w:hint="eastAsia"/>
+          <w:szCs w:val="21"/>
+        </w:rPr>
+        <w:t>Pathitem</w:t>
+      </w:r>
+      <w:proofErr w:type="spellEnd"/>
+      <w:r>
+        <w:rPr>
+          <w:rFonts w:hint="eastAsia"/>
+          <w:szCs w:val="21"/>
+        </w:rPr>
+        <w:t xml:space="preserve">(path,3) </w:t>
+      </w:r>
+      <w:r>
+        <w:rPr>
+          <w:szCs w:val="21"/>
+        </w:rPr>
+        <w:t>–</w:t>
+      </w:r>
+      <w:r>
+        <w:rPr>
+          <w:rFonts w:hint="eastAsia"/>
+          <w:szCs w:val="21"/>
+        </w:rPr>
+        <w:t>返回指定深度的键值</w:t>
+      </w:r>
+    </w:p>
+    <w:p>
+      <w:pPr>
+        <w:rPr>
+          <w:szCs w:val="21"/>
+        </w:rPr>
+      </w:pPr>
+      <w:r>
+        <w:rPr>
+          <w:rFonts w:hint="eastAsia"/>
+          <w:szCs w:val="21"/>
+        </w:rPr>
+        <w:t>=</w:t>
+      </w:r>
+      <w:proofErr w:type="spellStart"/>
+      <w:r>
+        <w:rPr>
+          <w:rFonts w:hint="eastAsia"/>
+          <w:szCs w:val="21"/>
+        </w:rPr>
+        <w:t>PathItemReverse</w:t>
+      </w:r>
+      <w:proofErr w:type="spellEnd"/>
+      <w:r>
+        <w:rPr>
+          <w:rFonts w:hint="eastAsia"/>
+          <w:szCs w:val="21"/>
+        </w:rPr>
+        <w:t>(</w:t>
+      </w:r>
+      <w:r>
+        <w:rPr>
+          <w:szCs w:val="21"/>
+        </w:rPr>
+        <w:t>path</w:t>
+      </w:r>
+      <w:r>
+        <w:rPr>
+          <w:rFonts w:hint="eastAsia"/>
+          <w:szCs w:val="21"/>
+        </w:rPr>
+        <w:t>,3)</w:t>
+      </w:r>
+      <w:r>
+        <w:rPr>
+          <w:szCs w:val="21"/>
+        </w:rPr>
+        <w:t>—</w:t>
+      </w:r>
+      <w:r>
+        <w:rPr>
+          <w:rFonts w:hint="eastAsia"/>
+          <w:szCs w:val="21"/>
+        </w:rPr>
+        <w:t>这是反方向指定深度的键值。</w:t>
+      </w:r>
+    </w:p>
+    <w:p>
+      <w:pPr>
+        <w:rPr>
+          <w:szCs w:val="21"/>
+        </w:rPr>
+      </w:pPr>
+    </w:p>
+    <w:p>
+      <w:pPr>
+        <w:rPr>
+          <w:szCs w:val="21"/>
+        </w:rPr>
+      </w:pPr>
+      <w:r>
+        <w:rPr>
+          <w:rFonts w:hint="eastAsia"/>
+          <w:szCs w:val="21"/>
+        </w:rPr>
+        <w:t>使用</w:t>
+      </w:r>
+      <w:proofErr w:type="spellStart"/>
+      <w:r>
+        <w:rPr>
+          <w:rFonts w:hint="eastAsia"/>
+          <w:szCs w:val="21"/>
+        </w:rPr>
+        <w:t>lookupvalue</w:t>
+      </w:r>
+      <w:proofErr w:type="spellEnd"/>
+      <w:r>
+        <w:rPr>
+          <w:rFonts w:hint="eastAsia"/>
+          <w:szCs w:val="21"/>
+        </w:rPr>
+        <w:t>把键值转换成</w:t>
+      </w:r>
+      <w:r>
+        <w:rPr>
+          <w:rFonts w:hint="eastAsia"/>
+          <w:szCs w:val="21"/>
+        </w:rPr>
+        <w:t>名称</w:t>
+      </w:r>
+    </w:p>
+    <w:p>
+      <w:pPr>
+        <w:rPr>
+          <w:szCs w:val="21"/>
+        </w:rPr>
+      </w:pPr>
+      <w:r>
+        <w:rPr>
+          <w:rFonts w:hint="eastAsia"/>
+          <w:szCs w:val="21"/>
+        </w:rPr>
+        <w:t>=</w:t>
+      </w:r>
+      <w:proofErr w:type="spellStart"/>
+      <w:proofErr w:type="gramStart"/>
+      <w:r>
+        <w:rPr>
+          <w:rFonts w:hint="eastAsia"/>
+          <w:szCs w:val="21"/>
+        </w:rPr>
+        <w:t>Lookupvalue</w:t>
+      </w:r>
+      <w:proofErr w:type="spellEnd"/>
+      <w:r>
+        <w:rPr>
+          <w:rFonts w:hint="eastAsia"/>
+          <w:szCs w:val="21"/>
+        </w:rPr>
+        <w:t>(</w:t>
+      </w:r>
+      <w:proofErr w:type="spellStart"/>
+      <w:proofErr w:type="gramEnd"/>
+      <w:r>
+        <w:rPr>
+          <w:rFonts w:hint="eastAsia"/>
+          <w:szCs w:val="21"/>
+        </w:rPr>
+        <w:t>name,key,pathitem</w:t>
+      </w:r>
+      <w:proofErr w:type="spellEnd"/>
+      <w:r>
+        <w:rPr>
+          <w:rFonts w:hint="eastAsia"/>
+          <w:szCs w:val="21"/>
+        </w:rPr>
+        <w:t>(path,3))</w:t>
+      </w:r>
+    </w:p>
+    <w:p>
+      <w:pPr>
+        <w:rPr>
+          <w:szCs w:val="21"/>
+        </w:rPr>
+      </w:pPr>
+    </w:p>
+    <w:p>
+      <w:pPr>
+        <w:rPr>
+          <w:szCs w:val="21"/>
+        </w:rPr>
+      </w:pPr>
+      <w:r>
+        <w:rPr>
+          <w:rFonts w:hint="eastAsia"/>
+          <w:szCs w:val="21"/>
+        </w:rPr>
+        <w:t>应用</w:t>
+      </w:r>
+    </w:p>
+    <w:p>
+      <w:pPr>
+        <w:rPr>
+          <w:szCs w:val="21"/>
+        </w:rPr>
+      </w:pPr>
+      <w:r>
+        <w:rPr>
+          <w:rFonts w:hint="eastAsia"/>
+          <w:szCs w:val="21"/>
+        </w:rPr>
+        <w:t>1</w:t>
+      </w:r>
+      <w:r>
+        <w:rPr>
+          <w:rFonts w:hint="eastAsia"/>
+          <w:szCs w:val="21"/>
+        </w:rPr>
+        <w:t>）</w:t>
+      </w:r>
+      <w:r>
+        <w:rPr>
+          <w:rFonts w:hint="eastAsia"/>
+          <w:szCs w:val="21"/>
+        </w:rPr>
+        <w:t>在每一行上，把路径的每一个节点都展开为一个字段，然后就可以把字段按顺序加到一个层次结构里去。</w:t>
+      </w:r>
+    </w:p>
+    <w:p>
+      <w:pPr>
+        <w:rPr>
+          <w:szCs w:val="21"/>
+        </w:rPr>
+      </w:pPr>
+      <w:r>
+        <w:rPr>
+          <w:rFonts w:hint="eastAsia"/>
+          <w:szCs w:val="21"/>
+        </w:rPr>
+        <w:t>2</w:t>
+      </w:r>
+      <w:r>
+        <w:rPr>
+          <w:rFonts w:hint="eastAsia"/>
+          <w:szCs w:val="21"/>
+        </w:rPr>
+        <w:t>）层次的聚合：比如金额，向上汇总，可能有加，有减</w:t>
+      </w:r>
+    </w:p>
+    <w:p>
+      <w:pPr>
+        <w:rPr>
+          <w:szCs w:val="21"/>
+        </w:rPr>
+      </w:pPr>
+      <w:r>
+        <w:rPr>
+          <w:rFonts w:hint="eastAsia"/>
+          <w:szCs w:val="21"/>
+        </w:rPr>
+        <w:t>添加</w:t>
+      </w:r>
+      <w:r>
+        <w:rPr>
+          <w:rFonts w:hint="eastAsia"/>
+          <w:szCs w:val="21"/>
+        </w:rPr>
+        <w:t>N</w:t>
+      </w:r>
+      <w:proofErr w:type="gramStart"/>
+      <w:r>
+        <w:rPr>
+          <w:rFonts w:hint="eastAsia"/>
+          <w:szCs w:val="21"/>
+        </w:rPr>
+        <w:t>个</w:t>
+      </w:r>
+      <w:proofErr w:type="gramEnd"/>
+      <w:r>
+        <w:rPr>
+          <w:rFonts w:hint="eastAsia"/>
+          <w:szCs w:val="21"/>
+        </w:rPr>
+        <w:t>层级列，为那个层级指定聚合运算符</w:t>
+      </w:r>
+      <w:r>
+        <w:rPr>
+          <w:rFonts w:hint="eastAsia"/>
+          <w:szCs w:val="21"/>
+        </w:rPr>
+        <w:t>(+,-)</w:t>
+      </w:r>
+    </w:p>
+    <w:p>
+      <w:pPr>
+        <w:rPr>
+          <w:szCs w:val="21"/>
+        </w:rPr>
+      </w:pPr>
+      <w:r>
+        <w:rPr>
+          <w:rFonts w:hint="eastAsia"/>
+          <w:szCs w:val="21"/>
+        </w:rPr>
+        <w:t>=</w:t>
+      </w:r>
+      <w:proofErr w:type="gramStart"/>
+      <w:r>
+        <w:rPr>
+          <w:rFonts w:hint="eastAsia"/>
+          <w:szCs w:val="21"/>
+        </w:rPr>
+        <w:t>IF(</w:t>
+      </w:r>
+      <w:proofErr w:type="spellStart"/>
+      <w:proofErr w:type="gramEnd"/>
+      <w:r>
+        <w:rPr>
+          <w:rFonts w:hint="eastAsia"/>
+          <w:szCs w:val="21"/>
+        </w:rPr>
+        <w:t>lookupvalue</w:t>
+      </w:r>
+      <w:proofErr w:type="spellEnd"/>
+      <w:r>
+        <w:rPr>
+          <w:rFonts w:hint="eastAsia"/>
+          <w:szCs w:val="21"/>
+        </w:rPr>
+        <w:t>(</w:t>
+      </w:r>
+      <w:proofErr w:type="spellStart"/>
+      <w:r>
+        <w:rPr>
+          <w:rFonts w:hint="eastAsia"/>
+          <w:szCs w:val="21"/>
+        </w:rPr>
+        <w:t>operator,key,pathitem</w:t>
+      </w:r>
+      <w:proofErr w:type="spellEnd"/>
+      <w:r>
+        <w:rPr>
+          <w:rFonts w:hint="eastAsia"/>
+          <w:szCs w:val="21"/>
+        </w:rPr>
+        <w:t>(path,3))=</w:t>
+      </w:r>
+      <w:r>
+        <w:rPr>
+          <w:szCs w:val="21"/>
+        </w:rPr>
+        <w:t>”</w:t>
+      </w:r>
+      <w:r>
+        <w:rPr>
+          <w:rFonts w:hint="eastAsia"/>
+          <w:szCs w:val="21"/>
+        </w:rPr>
+        <w:t>-</w:t>
+      </w:r>
+      <w:r>
+        <w:rPr>
+          <w:szCs w:val="21"/>
+        </w:rPr>
+        <w:t>”</w:t>
+      </w:r>
+      <w:r>
+        <w:rPr>
+          <w:rFonts w:hint="eastAsia"/>
+          <w:szCs w:val="21"/>
+        </w:rPr>
+        <w:t>,-1,1)</w:t>
+      </w:r>
+    </w:p>
+    <w:p>
+      <w:pPr>
+        <w:rPr>
+          <w:szCs w:val="21"/>
+        </w:rPr>
+      </w:pPr>
+    </w:p>
+    <w:p>
+      <w:pPr>
+        <w:rPr>
+          <w:szCs w:val="21"/>
+        </w:rPr>
+      </w:pPr>
+      <w:r>
+        <w:rPr>
+          <w:rFonts w:hint="eastAsia"/>
+          <w:szCs w:val="21"/>
+        </w:rPr>
+        <w:t>创建度量值计算公式：</w:t>
+      </w:r>
+    </w:p>
+    <w:p>
+      <w:pPr>
+        <w:rPr>
+          <w:szCs w:val="21"/>
+        </w:rPr>
+      </w:pPr>
+      <w:r>
+        <w:rPr>
+          <w:rFonts w:hint="eastAsia"/>
+          <w:szCs w:val="21"/>
+        </w:rPr>
+        <w:t>=</w:t>
+      </w:r>
+      <w:proofErr w:type="gramStart"/>
+      <w:r>
+        <w:rPr>
+          <w:rFonts w:hint="eastAsia"/>
+          <w:szCs w:val="21"/>
+        </w:rPr>
+        <w:t>switch(</w:t>
+      </w:r>
+      <w:proofErr w:type="gramEnd"/>
+    </w:p>
+    <w:p>
+      <w:pPr>
+        <w:rPr>
+          <w:szCs w:val="21"/>
+        </w:rPr>
+      </w:pPr>
+      <w:r>
+        <w:rPr>
+          <w:rFonts w:hint="eastAsia"/>
+          <w:szCs w:val="21"/>
+        </w:rPr>
+        <w:tab/>
+      </w:r>
+      <w:r>
+        <w:rPr>
+          <w:szCs w:val="21"/>
+        </w:rPr>
+        <w:t>M</w:t>
+      </w:r>
+      <w:r>
+        <w:rPr>
+          <w:rFonts w:hint="eastAsia"/>
+          <w:szCs w:val="21"/>
+        </w:rPr>
+        <w:t>in(</w:t>
+      </w:r>
+      <w:r>
+        <w:rPr>
+          <w:rFonts w:hint="eastAsia"/>
+          <w:szCs w:val="21"/>
+        </w:rPr>
+        <w:t>路径表</w:t>
+      </w:r>
+      <w:r>
+        <w:rPr>
+          <w:rFonts w:hint="eastAsia"/>
+          <w:szCs w:val="21"/>
+        </w:rPr>
+        <w:t>A[</w:t>
+      </w:r>
+      <w:proofErr w:type="spellStart"/>
+      <w:r>
+        <w:rPr>
+          <w:rFonts w:hint="eastAsia"/>
+          <w:szCs w:val="21"/>
+        </w:rPr>
+        <w:t>pathlength</w:t>
+      </w:r>
+      <w:proofErr w:type="spellEnd"/>
+      <w:r>
+        <w:rPr>
+          <w:rFonts w:hint="eastAsia"/>
+          <w:szCs w:val="21"/>
+        </w:rPr>
+        <w:t>]),</w:t>
+      </w:r>
+    </w:p>
+    <w:p>
+      <w:pPr>
+        <w:rPr>
+          <w:szCs w:val="21"/>
+        </w:rPr>
+      </w:pPr>
+      <w:r>
+        <w:rPr>
+          <w:rFonts w:hint="eastAsia"/>
+          <w:szCs w:val="21"/>
+        </w:rPr>
+        <w:t xml:space="preserve">7 </w:t>
+      </w:r>
+      <w:proofErr w:type="spellStart"/>
+      <w:r>
+        <w:rPr>
+          <w:rFonts w:hint="eastAsia"/>
+          <w:szCs w:val="21"/>
+        </w:rPr>
+        <w:t>sumx</w:t>
+      </w:r>
+      <w:proofErr w:type="spellEnd"/>
+      <w:r>
+        <w:rPr>
+          <w:rFonts w:hint="eastAsia"/>
+          <w:szCs w:val="21"/>
+        </w:rPr>
+        <w:t>(</w:t>
+      </w:r>
+      <w:r>
+        <w:rPr>
+          <w:rFonts w:hint="eastAsia"/>
+          <w:szCs w:val="21"/>
+        </w:rPr>
+        <w:t>计算的表</w:t>
+      </w:r>
+      <w:proofErr w:type="spellStart"/>
+      <w:r>
+        <w:rPr>
+          <w:rFonts w:hint="eastAsia"/>
+          <w:szCs w:val="21"/>
+        </w:rPr>
+        <w:t>B,related</w:t>
+      </w:r>
+      <w:proofErr w:type="spellEnd"/>
+      <w:r>
+        <w:rPr>
+          <w:rFonts w:hint="eastAsia"/>
+          <w:szCs w:val="21"/>
+        </w:rPr>
+        <w:t>(</w:t>
+      </w:r>
+      <w:r>
+        <w:rPr>
+          <w:rFonts w:hint="eastAsia"/>
+          <w:szCs w:val="21"/>
+        </w:rPr>
+        <w:t>表</w:t>
+      </w:r>
+      <w:r>
+        <w:rPr>
+          <w:rFonts w:hint="eastAsia"/>
+          <w:szCs w:val="21"/>
+        </w:rPr>
+        <w:t>A[path</w:t>
+      </w:r>
+      <w:r>
+        <w:rPr>
+          <w:rFonts w:hint="eastAsia"/>
+          <w:szCs w:val="21"/>
+        </w:rPr>
+        <w:t>运算符</w:t>
+      </w:r>
+      <w:r>
+        <w:rPr>
+          <w:rFonts w:hint="eastAsia"/>
+          <w:szCs w:val="21"/>
+        </w:rPr>
+        <w:t>])*amount),</w:t>
+      </w:r>
+    </w:p>
+    <w:p>
+      <w:pPr>
+        <w:rPr>
+          <w:szCs w:val="21"/>
+        </w:rPr>
+      </w:pPr>
+      <w:r>
+        <w:rPr>
+          <w:szCs w:val="21"/>
+        </w:rPr>
+        <w:t>……</w:t>
+      </w:r>
+      <w:r>
+        <w:rPr>
+          <w:rFonts w:hint="eastAsia"/>
+          <w:szCs w:val="21"/>
+        </w:rPr>
+        <w:t>.</w:t>
+      </w:r>
+    </w:p>
+    <w:p>
+      <w:pPr>
+        <w:rPr>
+          <w:szCs w:val="21"/>
+        </w:rPr>
+      </w:pPr>
+      <w:r>
+        <w:rPr>
+          <w:rFonts w:hint="eastAsia"/>
+          <w:szCs w:val="21"/>
+        </w:rPr>
+        <w:t>)</w:t>
+      </w:r>
+    </w:p>
+    <w:p>
+      <w:pPr>
+        <w:rPr>
+          <w:szCs w:val="21"/>
+        </w:rPr>
+      </w:pPr>
     </w:p>
     <w:p>
       <w:pPr>
@@ -147,13 +882,16 @@
         </w:numPr>
         <w:ind w:firstLineChars="0"/>
         <w:rPr>
-          <w:rFonts w:hint="eastAsia"/>
-          <w:szCs w:val="21"/>
-        </w:rPr>
-      </w:pPr>
-      <w:r>
-        <w:rPr>
-          <w:rFonts w:hint="eastAsia"/>
+          <w:b/>
+          <w:color w:val="C0504D" w:themeColor="accent2"/>
+          <w:szCs w:val="21"/>
+        </w:rPr>
+      </w:pPr>
+      <w:r>
+        <w:rPr>
+          <w:rFonts w:hint="eastAsia"/>
+          <w:b/>
+          <w:color w:val="C0504D" w:themeColor="accent2"/>
           <w:szCs w:val="21"/>
         </w:rPr>
         <w:t>多对多关系进行交叉筛选</w:t>
@@ -162,32 +900,107 @@
     <w:p>
       <w:pPr>
         <w:rPr>
-          <w:rFonts w:hint="eastAsia"/>
-          <w:szCs w:val="21"/>
-        </w:rPr>
-      </w:pPr>
-    </w:p>
-    <w:p>
-      <w:pPr>
-        <w:rPr>
-          <w:rFonts w:hint="eastAsia"/>
-          <w:szCs w:val="21"/>
-        </w:rPr>
-      </w:pPr>
-      <w:r>
-        <w:rPr>
-          <w:rFonts w:hint="eastAsia"/>
-          <w:szCs w:val="21"/>
-        </w:rPr>
-        <w:t>可以用自身或外联的表字段作筛选主表的度量值，但不能用主表的</w:t>
+          <w:szCs w:val="21"/>
+        </w:rPr>
+      </w:pPr>
+    </w:p>
+    <w:p>
+      <w:pPr>
+        <w:rPr>
+          <w:szCs w:val="21"/>
+        </w:rPr>
+      </w:pPr>
+      <w:r>
+        <w:rPr>
+          <w:rFonts w:hint="eastAsia"/>
+          <w:szCs w:val="21"/>
+        </w:rPr>
+        <w:t>1,</w:t>
+      </w:r>
+      <w:r>
+        <w:rPr>
+          <w:rFonts w:hint="eastAsia"/>
+          <w:szCs w:val="21"/>
+        </w:rPr>
+        <w:t>简单的条件筛选：</w:t>
+      </w:r>
+    </w:p>
+    <w:p>
+      <w:pPr>
+        <w:rPr>
+          <w:szCs w:val="21"/>
+        </w:rPr>
+      </w:pPr>
+      <w:r>
+        <w:rPr>
+          <w:szCs w:val="21"/>
+        </w:rPr>
+        <w:t>F</w:t>
+      </w:r>
+      <w:r>
+        <w:rPr>
+          <w:rFonts w:hint="eastAsia"/>
+          <w:szCs w:val="21"/>
+        </w:rPr>
+        <w:t>ilter(</w:t>
+      </w:r>
+      <w:r>
+        <w:rPr>
+          <w:rFonts w:hint="eastAsia"/>
+          <w:szCs w:val="21"/>
+        </w:rPr>
+        <w:t>表，</w:t>
+      </w:r>
+      <w:r>
+        <w:rPr>
+          <w:rFonts w:hint="eastAsia"/>
+          <w:szCs w:val="21"/>
+        </w:rPr>
+        <w:t>[column]&gt;10)</w:t>
+      </w:r>
+    </w:p>
+    <w:p>
+      <w:pPr>
+        <w:rPr>
+          <w:szCs w:val="21"/>
+        </w:rPr>
+      </w:pPr>
+      <w:proofErr w:type="spellStart"/>
+      <w:r>
+        <w:rPr>
+          <w:rFonts w:hint="eastAsia"/>
+          <w:szCs w:val="21"/>
+        </w:rPr>
+        <w:t>Calculatetable</w:t>
+      </w:r>
+      <w:proofErr w:type="spellEnd"/>
+      <w:r>
+        <w:rPr>
+          <w:rFonts w:hint="eastAsia"/>
+          <w:szCs w:val="21"/>
+        </w:rPr>
+        <w:t>(</w:t>
+      </w:r>
+      <w:r>
+        <w:rPr>
+          <w:rFonts w:hint="eastAsia"/>
+          <w:szCs w:val="21"/>
+        </w:rPr>
+        <w:t>表，</w:t>
+      </w:r>
+      <w:r>
+        <w:rPr>
+          <w:rFonts w:hint="eastAsia"/>
+          <w:szCs w:val="21"/>
+        </w:rPr>
+        <w:t>[column]=</w:t>
       </w:r>
       <w:proofErr w:type="gramStart"/>
       <w:r>
         <w:rPr>
-          <w:rFonts w:hint="eastAsia"/>
-          <w:szCs w:val="21"/>
-        </w:rPr>
-        <w:t>作子表的</w:t>
+          <w:szCs w:val="21"/>
+        </w:rPr>
+        <w:t>”</w:t>
       </w:r>
       <w:proofErr w:type="gramEnd"/>
       <w:r>
@@ -195,43 +1008,100 @@
           <w:rFonts w:hint="eastAsia"/>
           <w:szCs w:val="21"/>
         </w:rPr>
+        <w:t>a</w:t>
+      </w:r>
+      <w:proofErr w:type="gramStart"/>
+      <w:r>
+        <w:rPr>
+          <w:szCs w:val="21"/>
+        </w:rPr>
+        <w:t>”</w:t>
+      </w:r>
+      <w:proofErr w:type="gramEnd"/>
+      <w:r>
+        <w:rPr>
+          <w:rFonts w:hint="eastAsia"/>
+          <w:szCs w:val="21"/>
+        </w:rPr>
+        <w:t>)</w:t>
+      </w:r>
+    </w:p>
+    <w:p>
+      <w:pPr>
+        <w:rPr>
+          <w:szCs w:val="21"/>
+        </w:rPr>
+      </w:pPr>
+    </w:p>
+    <w:p>
+      <w:pPr>
+        <w:rPr>
+          <w:szCs w:val="21"/>
+        </w:rPr>
+      </w:pPr>
+      <w:r>
+        <w:rPr>
+          <w:rFonts w:hint="eastAsia"/>
+          <w:szCs w:val="21"/>
+        </w:rPr>
+        <w:t>2,</w:t>
+      </w:r>
+      <w:r>
+        <w:rPr>
+          <w:rFonts w:hint="eastAsia"/>
+          <w:szCs w:val="21"/>
+        </w:rPr>
+        <w:t>交叉筛选</w:t>
+      </w:r>
+    </w:p>
+    <w:p>
+      <w:pPr>
+        <w:rPr>
+          <w:szCs w:val="21"/>
+        </w:rPr>
+      </w:pPr>
+      <w:r>
+        <w:rPr>
+          <w:rFonts w:hint="eastAsia"/>
+          <w:szCs w:val="21"/>
+        </w:rPr>
+        <w:t>当根据应用于其他（相关）表的</w:t>
+      </w:r>
+      <w:proofErr w:type="gramStart"/>
+      <w:r>
+        <w:rPr>
+          <w:rFonts w:hint="eastAsia"/>
+          <w:szCs w:val="21"/>
+        </w:rPr>
         <w:t>筛选器</w:t>
       </w:r>
-    </w:p>
-    <w:p>
-      <w:pPr>
-        <w:rPr>
-          <w:rFonts w:hint="eastAsia"/>
-          <w:szCs w:val="21"/>
-        </w:rPr>
-      </w:pPr>
-    </w:p>
-    <w:p>
-      <w:pPr>
-        <w:rPr>
-          <w:szCs w:val="21"/>
-        </w:rPr>
-      </w:pPr>
-      <w:r>
-        <w:rPr>
-          <w:rFonts w:hint="eastAsia"/>
-          <w:szCs w:val="21"/>
-        </w:rPr>
-        <w:t>处理：</w:t>
-      </w:r>
-      <w:r>
-        <w:rPr>
-          <w:rFonts w:hint="eastAsia"/>
-          <w:szCs w:val="21"/>
-        </w:rPr>
-        <w:t>calculate :</w:t>
-      </w:r>
-      <w:r>
-        <w:rPr>
-          <w:rFonts w:hint="eastAsia"/>
-          <w:szCs w:val="21"/>
-        </w:rPr>
-        <w:t>指定</w:t>
+      <w:proofErr w:type="gramEnd"/>
+      <w:r>
+        <w:rPr>
+          <w:rFonts w:hint="eastAsia"/>
+          <w:szCs w:val="21"/>
+        </w:rPr>
+        <w:t>在当前上下文中排除给定表的某些行时，需要使用交叉筛选。</w:t>
+      </w:r>
+    </w:p>
+    <w:p>
+      <w:pPr>
+        <w:pStyle w:val="a3"/>
+        <w:numPr>
+          <w:ilvl w:val="0"/>
+          <w:numId w:val="2"/>
+        </w:numPr>
+        <w:ind w:firstLineChars="0"/>
+        <w:rPr>
+          <w:szCs w:val="21"/>
+        </w:rPr>
+      </w:pPr>
+      <w:r>
+        <w:rPr>
+          <w:rFonts w:hint="eastAsia"/>
+          <w:szCs w:val="21"/>
+        </w:rPr>
+        <w:t>通过筛选主键的表，自动筛选</w:t>
       </w:r>
       <w:proofErr w:type="gramStart"/>
       <w:r>
@@ -239,6 +1109,131 @@
           <w:rFonts w:hint="eastAsia"/>
           <w:szCs w:val="21"/>
         </w:rPr>
+        <w:t>引用外键的</w:t>
+      </w:r>
+      <w:proofErr w:type="gramEnd"/>
+      <w:r>
+        <w:rPr>
+          <w:rFonts w:hint="eastAsia"/>
+          <w:szCs w:val="21"/>
+        </w:rPr>
+        <w:t>表的记录</w:t>
+      </w:r>
+    </w:p>
+    <w:p>
+      <w:pPr>
+        <w:rPr>
+          <w:szCs w:val="21"/>
+        </w:rPr>
+      </w:pPr>
+      <w:r>
+        <w:rPr>
+          <w:szCs w:val="21"/>
+        </w:rPr>
+        <w:t>F</w:t>
+      </w:r>
+      <w:r>
+        <w:rPr>
+          <w:rFonts w:hint="eastAsia"/>
+          <w:szCs w:val="21"/>
+        </w:rPr>
+        <w:t>ilter(</w:t>
+      </w:r>
+      <w:r>
+        <w:rPr>
+          <w:rFonts w:hint="eastAsia"/>
+          <w:szCs w:val="21"/>
+        </w:rPr>
+        <w:t>主键表，</w:t>
+      </w:r>
+      <w:r>
+        <w:rPr>
+          <w:rFonts w:hint="eastAsia"/>
+          <w:szCs w:val="21"/>
+        </w:rPr>
+        <w:t>[column]&gt;10)</w:t>
+      </w:r>
+    </w:p>
+    <w:p>
+      <w:pPr>
+        <w:rPr>
+          <w:szCs w:val="21"/>
+        </w:rPr>
+      </w:pPr>
+    </w:p>
+    <w:p>
+      <w:pPr>
+        <w:rPr>
+          <w:szCs w:val="21"/>
+        </w:rPr>
+      </w:pPr>
+      <w:r>
+        <w:rPr>
+          <w:rFonts w:hint="eastAsia"/>
+          <w:szCs w:val="21"/>
+        </w:rPr>
+        <w:lastRenderedPageBreak/>
+        <w:t>B,</w:t>
+      </w:r>
+      <w:r>
+        <w:rPr>
+          <w:rFonts w:hint="eastAsia"/>
+          <w:szCs w:val="21"/>
+        </w:rPr>
+        <w:t>显示每个客户消费额以及购买给定产品的客户数</w:t>
+      </w:r>
+    </w:p>
+    <w:p>
+      <w:pPr>
+        <w:rPr>
+          <w:szCs w:val="21"/>
+        </w:rPr>
+      </w:pPr>
+      <w:r>
+        <w:rPr>
+          <w:rFonts w:hint="eastAsia"/>
+          <w:szCs w:val="21"/>
+        </w:rPr>
+        <w:t>每个客户的消费额：按客户分组，计算消费额，消费额表有了与客户表</w:t>
+      </w:r>
+      <w:proofErr w:type="gramStart"/>
+      <w:r>
+        <w:rPr>
+          <w:rFonts w:hint="eastAsia"/>
+          <w:szCs w:val="21"/>
+        </w:rPr>
+        <w:t>的外键关联</w:t>
+      </w:r>
+      <w:proofErr w:type="gramEnd"/>
+      <w:r>
+        <w:rPr>
+          <w:rFonts w:hint="eastAsia"/>
+          <w:szCs w:val="21"/>
+        </w:rPr>
+        <w:t>，只需在</w:t>
+      </w:r>
+      <w:proofErr w:type="gramStart"/>
+      <w:r>
+        <w:rPr>
+          <w:rFonts w:hint="eastAsia"/>
+          <w:szCs w:val="21"/>
+        </w:rPr>
+        <w:t>消费表建一个</w:t>
+      </w:r>
+      <w:proofErr w:type="gramEnd"/>
+      <w:r>
+        <w:rPr>
+          <w:rFonts w:hint="eastAsia"/>
+          <w:szCs w:val="21"/>
+        </w:rPr>
+        <w:t>汇总度量值，查看的时候，把客户作</w:t>
+      </w:r>
+      <w:proofErr w:type="gramStart"/>
+      <w:r>
+        <w:rPr>
+          <w:rFonts w:hint="eastAsia"/>
+          <w:szCs w:val="21"/>
+        </w:rPr>
         <w:t>筛选器</w:t>
       </w:r>
       <w:proofErr w:type="gramEnd"/>
@@ -247,10 +1242,2724 @@
           <w:rFonts w:hint="eastAsia"/>
           <w:szCs w:val="21"/>
         </w:rPr>
-        <w:t>的上下文。</w:t>
+        <w:t>即可。</w:t>
+      </w:r>
+    </w:p>
+    <w:p>
+      <w:pPr>
+        <w:rPr>
+          <w:szCs w:val="21"/>
+        </w:rPr>
+      </w:pPr>
+    </w:p>
+    <w:p>
+      <w:pPr>
+        <w:rPr>
+          <w:szCs w:val="21"/>
+        </w:rPr>
+      </w:pPr>
+      <w:r>
+        <w:rPr>
+          <w:rFonts w:hint="eastAsia"/>
+          <w:szCs w:val="21"/>
+        </w:rPr>
+        <w:t>给定</w:t>
+      </w:r>
+      <w:r>
+        <w:rPr>
+          <w:rFonts w:hint="eastAsia"/>
+          <w:szCs w:val="21"/>
+        </w:rPr>
+        <w:t>消费表的产品</w:t>
+      </w:r>
+      <w:r>
+        <w:rPr>
+          <w:rFonts w:hint="eastAsia"/>
+          <w:szCs w:val="21"/>
+        </w:rPr>
+        <w:t>的客户数：按</w:t>
+      </w:r>
+      <w:r>
+        <w:rPr>
+          <w:rFonts w:hint="eastAsia"/>
+          <w:szCs w:val="21"/>
+        </w:rPr>
+        <w:t>消费表的</w:t>
+      </w:r>
+      <w:r>
+        <w:rPr>
+          <w:rFonts w:hint="eastAsia"/>
+          <w:szCs w:val="21"/>
+        </w:rPr>
+        <w:t>产品分组，计算客户数，</w:t>
+      </w:r>
+      <w:r>
+        <w:rPr>
+          <w:rFonts w:hint="eastAsia"/>
+          <w:szCs w:val="21"/>
+        </w:rPr>
+        <w:t>消费</w:t>
+      </w:r>
+      <w:r>
+        <w:rPr>
+          <w:rFonts w:hint="eastAsia"/>
+          <w:szCs w:val="21"/>
+        </w:rPr>
+        <w:t>表只有客户表的外键，多对</w:t>
+      </w:r>
+      <w:r>
+        <w:rPr>
+          <w:rFonts w:hint="eastAsia"/>
+          <w:szCs w:val="21"/>
+        </w:rPr>
+        <w:t>一筛选，不能实现，需要在客户表上创建度量值，显示的通过使用产品表上的任何</w:t>
+      </w:r>
+      <w:proofErr w:type="gramStart"/>
+      <w:r>
+        <w:rPr>
+          <w:rFonts w:hint="eastAsia"/>
+          <w:szCs w:val="21"/>
+        </w:rPr>
+        <w:t>筛选器</w:t>
+      </w:r>
+      <w:proofErr w:type="gramEnd"/>
+      <w:r>
+        <w:rPr>
+          <w:rFonts w:hint="eastAsia"/>
+          <w:szCs w:val="21"/>
+        </w:rPr>
+        <w:t>对客户表进行交叉筛选来计算客户表中的客户数。</w:t>
+      </w:r>
+    </w:p>
+    <w:p>
+      <w:pPr>
+        <w:rPr>
+          <w:szCs w:val="21"/>
+        </w:rPr>
+      </w:pPr>
+      <w:r>
+        <w:rPr>
+          <w:rFonts w:hint="eastAsia"/>
+          <w:szCs w:val="21"/>
+        </w:rPr>
+        <w:t>=calculate(</w:t>
+      </w:r>
+      <w:proofErr w:type="spellStart"/>
+      <w:r>
+        <w:rPr>
+          <w:rFonts w:hint="eastAsia"/>
+          <w:szCs w:val="21"/>
+        </w:rPr>
+        <w:t>column,summarize</w:t>
+      </w:r>
+      <w:proofErr w:type="spellEnd"/>
+      <w:r>
+        <w:rPr>
+          <w:rFonts w:hint="eastAsia"/>
+          <w:szCs w:val="21"/>
+        </w:rPr>
+        <w:t>(</w:t>
+      </w:r>
+      <w:r>
+        <w:rPr>
+          <w:rFonts w:hint="eastAsia"/>
+          <w:szCs w:val="21"/>
+        </w:rPr>
+        <w:t>消费表</w:t>
+      </w:r>
+      <w:r>
+        <w:rPr>
+          <w:rFonts w:hint="eastAsia"/>
+          <w:szCs w:val="21"/>
+        </w:rPr>
+        <w:t>,</w:t>
+      </w:r>
+      <w:r>
+        <w:rPr>
+          <w:rFonts w:hint="eastAsia"/>
+          <w:szCs w:val="21"/>
+        </w:rPr>
+        <w:t>客户表</w:t>
+      </w:r>
+      <w:r>
+        <w:rPr>
+          <w:rFonts w:hint="eastAsia"/>
+          <w:szCs w:val="21"/>
+        </w:rPr>
+        <w:t>[id]))</w:t>
+      </w:r>
+    </w:p>
+    <w:p>
+      <w:pPr>
+        <w:rPr>
+          <w:szCs w:val="21"/>
+        </w:rPr>
+      </w:pPr>
+    </w:p>
+    <w:p>
+      <w:pPr>
+        <w:rPr>
+          <w:szCs w:val="21"/>
+        </w:rPr>
+      </w:pPr>
+      <w:r>
+        <w:rPr>
+          <w:rFonts w:hint="eastAsia"/>
+          <w:szCs w:val="21"/>
+        </w:rPr>
+        <w:t>C,</w:t>
+      </w:r>
+      <w:r>
+        <w:rPr>
+          <w:rFonts w:hint="eastAsia"/>
+          <w:szCs w:val="21"/>
+        </w:rPr>
+        <w:t>多对多的交叉筛选</w:t>
+      </w:r>
+    </w:p>
+    <w:p>
+      <w:pPr>
+        <w:rPr>
+          <w:szCs w:val="21"/>
+        </w:rPr>
+      </w:pPr>
+      <w:r>
+        <w:rPr>
+          <w:rFonts w:hint="eastAsia"/>
+          <w:szCs w:val="21"/>
+        </w:rPr>
+        <w:t>筛选的传递性：在产品表上进行筛选，直接影响</w:t>
+      </w:r>
+      <w:proofErr w:type="gramStart"/>
+      <w:r>
+        <w:rPr>
+          <w:rFonts w:hint="eastAsia"/>
+          <w:szCs w:val="21"/>
+        </w:rPr>
+        <w:t>外键表消费表</w:t>
+      </w:r>
+      <w:proofErr w:type="gramEnd"/>
+      <w:r>
+        <w:rPr>
+          <w:rFonts w:hint="eastAsia"/>
+          <w:szCs w:val="21"/>
+        </w:rPr>
+        <w:t>的筛选，而通过上面的度量值，又影响到客户表的筛选。</w:t>
+      </w:r>
+    </w:p>
+    <w:p>
+      <w:pPr>
+        <w:rPr>
+          <w:szCs w:val="21"/>
+        </w:rPr>
+      </w:pPr>
+    </w:p>
+    <w:p>
+      <w:pPr>
+        <w:rPr>
+          <w:szCs w:val="21"/>
+        </w:rPr>
+      </w:pPr>
+      <w:r>
+        <w:rPr>
+          <w:rFonts w:hint="eastAsia"/>
+          <w:szCs w:val="21"/>
+        </w:rPr>
+        <w:t>找到每个客户针对所选的一组供应商提供的产品消费额。</w:t>
+      </w:r>
+    </w:p>
+    <w:p>
+      <w:pPr>
+        <w:rPr>
+          <w:szCs w:val="21"/>
+        </w:rPr>
+      </w:pPr>
+      <w:r>
+        <w:rPr>
+          <w:rFonts w:hint="eastAsia"/>
+          <w:szCs w:val="21"/>
+        </w:rPr>
+        <w:t>按客户统计消费额，但产品的条件是指定的供应商</w:t>
+      </w:r>
+    </w:p>
+    <w:p>
+      <w:pPr>
+        <w:rPr>
+          <w:szCs w:val="21"/>
+        </w:rPr>
+      </w:pPr>
+      <w:r>
+        <w:rPr>
+          <w:szCs w:val="21"/>
+        </w:rPr>
+        <w:t>S</w:t>
+      </w:r>
+      <w:r>
+        <w:rPr>
+          <w:rFonts w:hint="eastAsia"/>
+          <w:szCs w:val="21"/>
+        </w:rPr>
+        <w:t xml:space="preserve">elect </w:t>
+      </w:r>
+      <w:proofErr w:type="gramStart"/>
+      <w:r>
+        <w:rPr>
+          <w:rFonts w:hint="eastAsia"/>
+          <w:szCs w:val="21"/>
+        </w:rPr>
+        <w:t>sum(</w:t>
+      </w:r>
+      <w:proofErr w:type="gramEnd"/>
+      <w:r>
+        <w:rPr>
+          <w:rFonts w:hint="eastAsia"/>
+          <w:szCs w:val="21"/>
+        </w:rPr>
+        <w:t xml:space="preserve">amount) from detail where </w:t>
+      </w:r>
+      <w:proofErr w:type="spellStart"/>
+      <w:r>
+        <w:rPr>
+          <w:rFonts w:hint="eastAsia"/>
+          <w:szCs w:val="21"/>
+        </w:rPr>
+        <w:t>vendcustaname</w:t>
+      </w:r>
+      <w:proofErr w:type="spellEnd"/>
+      <w:r>
+        <w:rPr>
+          <w:rFonts w:hint="eastAsia"/>
+          <w:szCs w:val="21"/>
+        </w:rPr>
+        <w:t xml:space="preserve"> = </w:t>
+      </w:r>
+      <w:r>
+        <w:rPr>
+          <w:szCs w:val="21"/>
+        </w:rPr>
+        <w:t>‘</w:t>
+      </w:r>
+      <w:r>
+        <w:rPr>
+          <w:rFonts w:hint="eastAsia"/>
+          <w:szCs w:val="21"/>
+        </w:rPr>
+        <w:t>a</w:t>
+      </w:r>
+      <w:r>
+        <w:rPr>
+          <w:szCs w:val="21"/>
+        </w:rPr>
+        <w:t>’</w:t>
+      </w:r>
+      <w:r>
+        <w:rPr>
+          <w:rFonts w:hint="eastAsia"/>
+          <w:szCs w:val="21"/>
+        </w:rPr>
+        <w:t xml:space="preserve"> group by </w:t>
+      </w:r>
+      <w:proofErr w:type="spellStart"/>
+      <w:r>
+        <w:rPr>
+          <w:rFonts w:hint="eastAsia"/>
+          <w:szCs w:val="21"/>
+        </w:rPr>
+        <w:t>customerID</w:t>
+      </w:r>
+      <w:proofErr w:type="spellEnd"/>
+    </w:p>
+    <w:p>
+      <w:pPr>
+        <w:rPr>
+          <w:szCs w:val="21"/>
+        </w:rPr>
+      </w:pPr>
+      <w:r>
+        <w:rPr>
+          <w:rFonts w:hint="eastAsia"/>
+          <w:szCs w:val="21"/>
+        </w:rPr>
+        <w:t>1,</w:t>
+      </w:r>
+      <w:r>
+        <w:rPr>
+          <w:rFonts w:hint="eastAsia"/>
+          <w:szCs w:val="21"/>
+        </w:rPr>
+        <w:t>在</w:t>
+      </w:r>
+      <w:r>
+        <w:rPr>
+          <w:rFonts w:hint="eastAsia"/>
+          <w:szCs w:val="21"/>
+        </w:rPr>
+        <w:t>detail</w:t>
+      </w:r>
+      <w:r>
+        <w:rPr>
+          <w:rFonts w:hint="eastAsia"/>
+          <w:szCs w:val="21"/>
+        </w:rPr>
+        <w:t>创建度量值</w:t>
+      </w:r>
+      <w:r>
+        <w:rPr>
+          <w:rFonts w:hint="eastAsia"/>
+          <w:szCs w:val="21"/>
+        </w:rPr>
+        <w:t xml:space="preserve"> sum</w:t>
+      </w:r>
+    </w:p>
+    <w:p>
+      <w:pPr>
+        <w:rPr>
+          <w:szCs w:val="21"/>
+        </w:rPr>
+      </w:pPr>
+      <w:r>
+        <w:rPr>
+          <w:rFonts w:hint="eastAsia"/>
+          <w:szCs w:val="21"/>
+        </w:rPr>
+        <w:t>2,customerID</w:t>
+      </w:r>
+      <w:r>
+        <w:rPr>
+          <w:rFonts w:hint="eastAsia"/>
+          <w:szCs w:val="21"/>
+        </w:rPr>
+        <w:t>作为筛</w:t>
+      </w:r>
+      <w:r>
+        <w:rPr>
+          <w:rFonts w:hint="eastAsia"/>
+          <w:szCs w:val="21"/>
+        </w:rPr>
+        <w:t>选器</w:t>
+      </w:r>
+    </w:p>
+    <w:p>
+      <w:pPr>
+        <w:rPr>
+          <w:szCs w:val="21"/>
+        </w:rPr>
+      </w:pPr>
+      <w:r>
+        <w:rPr>
+          <w:rFonts w:hint="eastAsia"/>
+          <w:szCs w:val="21"/>
+        </w:rPr>
+        <w:t>3</w:t>
+      </w:r>
+      <w:r>
+        <w:rPr>
+          <w:rFonts w:hint="eastAsia"/>
+          <w:szCs w:val="21"/>
+        </w:rPr>
+        <w:t>，</w:t>
+      </w:r>
+      <w:r>
+        <w:rPr>
+          <w:rFonts w:hint="eastAsia"/>
+          <w:szCs w:val="21"/>
+        </w:rPr>
+        <w:t xml:space="preserve">where </w:t>
+      </w:r>
+      <w:proofErr w:type="spellStart"/>
+      <w:r>
+        <w:rPr>
+          <w:rFonts w:hint="eastAsia"/>
+          <w:szCs w:val="21"/>
+        </w:rPr>
+        <w:t>vendcustname</w:t>
+      </w:r>
+      <w:proofErr w:type="spellEnd"/>
+      <w:r>
+        <w:rPr>
+          <w:rFonts w:hint="eastAsia"/>
+          <w:szCs w:val="21"/>
+        </w:rPr>
+        <w:t>作为切片器</w:t>
+      </w:r>
+    </w:p>
+    <w:p>
+      <w:pPr>
+        <w:rPr>
+          <w:szCs w:val="21"/>
+        </w:rPr>
+      </w:pPr>
+      <w:r>
+        <w:rPr>
+          <w:rFonts w:hint="eastAsia"/>
+          <w:szCs w:val="21"/>
+        </w:rPr>
+        <w:t>客户表筛选，</w:t>
+      </w:r>
+      <w:proofErr w:type="gramStart"/>
+      <w:r>
+        <w:rPr>
+          <w:rFonts w:hint="eastAsia"/>
+          <w:szCs w:val="21"/>
+        </w:rPr>
+        <w:t>外键表</w:t>
+      </w:r>
+      <w:proofErr w:type="gramEnd"/>
+      <w:r>
+        <w:rPr>
+          <w:rFonts w:hint="eastAsia"/>
+          <w:szCs w:val="21"/>
+        </w:rPr>
+        <w:t>detail</w:t>
+      </w:r>
+      <w:r>
+        <w:rPr>
+          <w:rFonts w:hint="eastAsia"/>
+          <w:szCs w:val="21"/>
+        </w:rPr>
+        <w:t>会跟着连动，</w:t>
+      </w:r>
+      <w:r>
+        <w:rPr>
+          <w:rFonts w:hint="eastAsia"/>
+          <w:szCs w:val="21"/>
+        </w:rPr>
+        <w:t>sum</w:t>
+      </w:r>
+      <w:r>
+        <w:rPr>
+          <w:rFonts w:hint="eastAsia"/>
+          <w:szCs w:val="21"/>
+        </w:rPr>
+        <w:t>度量值没问题</w:t>
+      </w:r>
+    </w:p>
+    <w:p>
+      <w:pPr>
+        <w:rPr>
+          <w:szCs w:val="21"/>
+        </w:rPr>
+      </w:pPr>
+      <w:r>
+        <w:rPr>
+          <w:rFonts w:hint="eastAsia"/>
+          <w:szCs w:val="21"/>
+        </w:rPr>
+        <w:t>但供应商表的切片不会联动</w:t>
+      </w:r>
+      <w:r>
+        <w:rPr>
+          <w:rFonts w:hint="eastAsia"/>
+          <w:szCs w:val="21"/>
+        </w:rPr>
+        <w:t>detail,</w:t>
+      </w:r>
+      <w:r>
+        <w:rPr>
+          <w:rFonts w:hint="eastAsia"/>
+          <w:szCs w:val="21"/>
+        </w:rPr>
+        <w:t>因为供应商表</w:t>
+      </w:r>
+      <w:proofErr w:type="gramStart"/>
+      <w:r>
+        <w:rPr>
+          <w:rFonts w:hint="eastAsia"/>
+          <w:szCs w:val="21"/>
+        </w:rPr>
+        <w:t>筛选器并未传播</w:t>
+      </w:r>
+      <w:proofErr w:type="gramEnd"/>
+      <w:r>
+        <w:rPr>
+          <w:rFonts w:hint="eastAsia"/>
+          <w:szCs w:val="21"/>
+        </w:rPr>
+        <w:t>到</w:t>
+      </w:r>
+      <w:r>
+        <w:rPr>
+          <w:rFonts w:hint="eastAsia"/>
+          <w:szCs w:val="21"/>
+        </w:rPr>
+        <w:t>detail</w:t>
+      </w:r>
+      <w:r>
+        <w:rPr>
+          <w:rFonts w:hint="eastAsia"/>
+          <w:szCs w:val="21"/>
+        </w:rPr>
+        <w:t>或产品表，（没有</w:t>
+      </w:r>
+      <w:proofErr w:type="gramStart"/>
+      <w:r>
+        <w:rPr>
+          <w:rFonts w:hint="eastAsia"/>
+          <w:szCs w:val="21"/>
+        </w:rPr>
+        <w:t>主外键关联</w:t>
+      </w:r>
+      <w:proofErr w:type="gramEnd"/>
+      <w:r>
+        <w:rPr>
+          <w:rFonts w:hint="eastAsia"/>
+          <w:szCs w:val="21"/>
+        </w:rPr>
+        <w:t>），在</w:t>
+      </w:r>
+      <w:r>
+        <w:rPr>
+          <w:rFonts w:hint="eastAsia"/>
+          <w:szCs w:val="21"/>
+        </w:rPr>
+        <w:t>detail</w:t>
+      </w:r>
+      <w:r>
+        <w:rPr>
+          <w:rFonts w:hint="eastAsia"/>
+          <w:szCs w:val="21"/>
+        </w:rPr>
+        <w:t>上创建度量值：</w:t>
+      </w:r>
+      <w:r>
+        <w:rPr>
+          <w:rFonts w:hint="eastAsia"/>
+          <w:szCs w:val="21"/>
+        </w:rPr>
+        <w:t>calculate(</w:t>
+      </w:r>
+      <w:proofErr w:type="spellStart"/>
+      <w:r>
+        <w:rPr>
+          <w:rFonts w:hint="eastAsia"/>
+          <w:szCs w:val="21"/>
+        </w:rPr>
+        <w:t>amount,summarize</w:t>
+      </w:r>
+      <w:proofErr w:type="spellEnd"/>
+      <w:r>
+        <w:rPr>
+          <w:rFonts w:hint="eastAsia"/>
+          <w:szCs w:val="21"/>
+        </w:rPr>
+        <w:t>(</w:t>
+      </w:r>
+      <w:r>
+        <w:rPr>
+          <w:rFonts w:hint="eastAsia"/>
+          <w:szCs w:val="21"/>
+        </w:rPr>
+        <w:t>供应商表</w:t>
+      </w:r>
+      <w:r>
+        <w:rPr>
+          <w:rFonts w:hint="eastAsia"/>
+          <w:szCs w:val="21"/>
+        </w:rPr>
+        <w:t>,</w:t>
+      </w:r>
+      <w:r>
+        <w:rPr>
+          <w:rFonts w:hint="eastAsia"/>
+          <w:szCs w:val="21"/>
+        </w:rPr>
+        <w:t>产品表</w:t>
+      </w:r>
+      <w:r>
+        <w:rPr>
+          <w:rFonts w:hint="eastAsia"/>
+          <w:szCs w:val="21"/>
+        </w:rPr>
+        <w:t>[id]))</w:t>
+      </w:r>
+    </w:p>
+    <w:p>
+      <w:pPr>
+        <w:rPr>
+          <w:szCs w:val="21"/>
+        </w:rPr>
+      </w:pPr>
+      <w:proofErr w:type="gramStart"/>
+      <w:r>
+        <w:rPr>
+          <w:rFonts w:hint="eastAsia"/>
+          <w:szCs w:val="21"/>
+        </w:rPr>
+        <w:t>该度量值</w:t>
+      </w:r>
+      <w:proofErr w:type="gramEnd"/>
+      <w:r>
+        <w:rPr>
+          <w:rFonts w:hint="eastAsia"/>
+          <w:szCs w:val="21"/>
+        </w:rPr>
+        <w:t>会在经过筛选的产品表上下文中对现有的</w:t>
+      </w:r>
+      <w:r>
+        <w:rPr>
+          <w:rFonts w:hint="eastAsia"/>
+          <w:szCs w:val="21"/>
+        </w:rPr>
+        <w:t>amount</w:t>
+      </w:r>
+      <w:r>
+        <w:rPr>
+          <w:rFonts w:hint="eastAsia"/>
+          <w:szCs w:val="21"/>
+        </w:rPr>
+        <w:t>度量值进行求值，而它会自动对</w:t>
+      </w:r>
+      <w:r>
+        <w:rPr>
+          <w:rFonts w:hint="eastAsia"/>
+          <w:szCs w:val="21"/>
+        </w:rPr>
+        <w:t>detail</w:t>
+      </w:r>
+      <w:r>
+        <w:rPr>
+          <w:rFonts w:hint="eastAsia"/>
+          <w:szCs w:val="21"/>
+        </w:rPr>
+        <w:t>表进行交叉筛选。</w:t>
+      </w:r>
+    </w:p>
+    <w:p>
+      <w:pPr>
+        <w:rPr>
+          <w:szCs w:val="21"/>
+        </w:rPr>
+      </w:pPr>
+      <w:r>
+        <w:rPr>
+          <w:rFonts w:hint="eastAsia"/>
+          <w:szCs w:val="21"/>
+        </w:rPr>
+        <w:t>在</w:t>
+      </w:r>
+      <w:r>
+        <w:rPr>
+          <w:rFonts w:hint="eastAsia"/>
+          <w:szCs w:val="21"/>
+        </w:rPr>
+        <w:t>detail</w:t>
+      </w:r>
+      <w:r>
+        <w:rPr>
+          <w:rFonts w:hint="eastAsia"/>
+          <w:szCs w:val="21"/>
+        </w:rPr>
+        <w:t>表上建一个是根据供应商连动而计算金额的度量值。</w:t>
+      </w:r>
+      <w:r>
+        <w:rPr>
+          <w:szCs w:val="21"/>
+        </w:rPr>
+        <w:t>C</w:t>
+      </w:r>
+      <w:r>
+        <w:rPr>
+          <w:rFonts w:hint="eastAsia"/>
+          <w:szCs w:val="21"/>
+        </w:rPr>
+        <w:t>alculate</w:t>
+      </w:r>
+      <w:r>
+        <w:rPr>
+          <w:rFonts w:hint="eastAsia"/>
+          <w:szCs w:val="21"/>
+        </w:rPr>
+        <w:t>指定筛选的上下文</w:t>
+      </w:r>
+    </w:p>
+    <w:p>
+      <w:pPr>
+        <w:rPr>
+          <w:szCs w:val="21"/>
+        </w:rPr>
+      </w:pPr>
+    </w:p>
+    <w:p>
+      <w:pPr>
+        <w:rPr>
+          <w:b/>
+          <w:color w:val="C0504D" w:themeColor="accent2"/>
+          <w:szCs w:val="21"/>
+        </w:rPr>
+      </w:pPr>
+      <w:r>
+        <w:rPr>
+          <w:rFonts w:hint="eastAsia"/>
+          <w:szCs w:val="21"/>
+        </w:rPr>
+        <w:t>3</w:t>
+      </w:r>
+      <w:r>
+        <w:rPr>
+          <w:rFonts w:hint="eastAsia"/>
+          <w:szCs w:val="21"/>
+        </w:rPr>
+        <w:t>，</w:t>
+      </w:r>
+      <w:r>
+        <w:rPr>
+          <w:rFonts w:hint="eastAsia"/>
+          <w:b/>
+          <w:color w:val="C0504D" w:themeColor="accent2"/>
+          <w:szCs w:val="21"/>
+        </w:rPr>
+        <w:t>表之间的多种关系</w:t>
+      </w:r>
+    </w:p>
+    <w:p>
+      <w:pPr>
+        <w:rPr>
+          <w:szCs w:val="21"/>
+        </w:rPr>
+      </w:pPr>
+      <w:r>
+        <w:rPr>
+          <w:rFonts w:hint="eastAsia"/>
+          <w:szCs w:val="21"/>
+        </w:rPr>
+        <w:t>在多维模型里，一个日期维度可以充当不同的角色扮演，比如订购日期，发货日期，等，但在表格模型里，不支持这种角色扮演维度或角色扮演表的</w:t>
+      </w:r>
+      <w:proofErr w:type="gramStart"/>
+      <w:r>
+        <w:rPr>
+          <w:rFonts w:hint="eastAsia"/>
+          <w:szCs w:val="21"/>
+        </w:rPr>
+        <w:t>根念产</w:t>
+      </w:r>
+      <w:proofErr w:type="gramEnd"/>
+      <w:r>
+        <w:rPr>
+          <w:rFonts w:hint="eastAsia"/>
+          <w:szCs w:val="21"/>
+        </w:rPr>
+        <w:t>，可以将其改称为当两个表之间存在多种关系的建模</w:t>
+      </w:r>
+    </w:p>
+    <w:p>
+      <w:pPr>
+        <w:rPr>
+          <w:szCs w:val="21"/>
+        </w:rPr>
+      </w:pPr>
+    </w:p>
+    <w:p>
+      <w:pPr>
+        <w:pStyle w:val="a3"/>
+        <w:numPr>
+          <w:ilvl w:val="0"/>
+          <w:numId w:val="3"/>
+        </w:numPr>
+        <w:ind w:firstLineChars="0"/>
+        <w:rPr>
+          <w:szCs w:val="21"/>
+        </w:rPr>
+      </w:pPr>
+      <w:r>
+        <w:rPr>
+          <w:rFonts w:hint="eastAsia"/>
+          <w:szCs w:val="21"/>
+        </w:rPr>
+        <w:t>表的多个实例</w:t>
+      </w:r>
+    </w:p>
+    <w:p>
+      <w:pPr>
+        <w:rPr>
+          <w:szCs w:val="21"/>
+        </w:rPr>
+      </w:pPr>
+      <w:r>
+        <w:rPr>
+          <w:rFonts w:hint="eastAsia"/>
+          <w:szCs w:val="21"/>
+        </w:rPr>
+        <w:t>一个表有多个日期时间，为完善架构，需要获取日期表并创建与这些列的关系</w:t>
+      </w:r>
+    </w:p>
+    <w:p>
+      <w:pPr>
+        <w:rPr>
+          <w:szCs w:val="21"/>
+        </w:rPr>
+      </w:pPr>
+      <w:r>
+        <w:rPr>
+          <w:rFonts w:hint="eastAsia"/>
+          <w:szCs w:val="21"/>
+        </w:rPr>
+        <w:t>如果需要对表中的每个</w:t>
+      </w:r>
+      <w:proofErr w:type="gramStart"/>
+      <w:r>
+        <w:rPr>
+          <w:rFonts w:hint="eastAsia"/>
+          <w:szCs w:val="21"/>
+        </w:rPr>
+        <w:t>时间列都应用</w:t>
+      </w:r>
+      <w:proofErr w:type="gramEnd"/>
+      <w:r>
+        <w:rPr>
+          <w:rFonts w:hint="eastAsia"/>
+          <w:szCs w:val="21"/>
+        </w:rPr>
+        <w:t>独立的筛选器，那么需要以不同的名称多次导入日期表并建立关联。</w:t>
+      </w:r>
+    </w:p>
+    <w:p>
+      <w:pPr>
+        <w:rPr>
+          <w:szCs w:val="21"/>
+        </w:rPr>
+      </w:pPr>
+      <w:r>
+        <w:rPr>
+          <w:szCs w:val="21"/>
+        </w:rPr>
+        <w:t>S</w:t>
+      </w:r>
+      <w:r>
+        <w:rPr>
+          <w:rFonts w:hint="eastAsia"/>
+          <w:szCs w:val="21"/>
+        </w:rPr>
+        <w:t xml:space="preserve">elect </w:t>
+      </w:r>
+      <w:proofErr w:type="gramStart"/>
+      <w:r>
+        <w:rPr>
+          <w:rFonts w:hint="eastAsia"/>
+          <w:szCs w:val="21"/>
+        </w:rPr>
+        <w:t>count(</w:t>
+      </w:r>
+      <w:proofErr w:type="gramEnd"/>
+      <w:r>
+        <w:rPr>
+          <w:rFonts w:hint="eastAsia"/>
+          <w:szCs w:val="21"/>
+        </w:rPr>
+        <w:t xml:space="preserve">*) from header where date = </w:t>
+      </w:r>
+      <w:r>
+        <w:rPr>
+          <w:szCs w:val="21"/>
+        </w:rPr>
+        <w:t>‘</w:t>
+      </w:r>
+      <w:r>
+        <w:rPr>
+          <w:rFonts w:hint="eastAsia"/>
+          <w:szCs w:val="21"/>
+        </w:rPr>
+        <w:t>2014-03-09</w:t>
+      </w:r>
+      <w:r>
+        <w:rPr>
+          <w:szCs w:val="21"/>
+        </w:rPr>
+        <w:t>’</w:t>
+      </w:r>
+      <w:r>
+        <w:rPr>
+          <w:rFonts w:hint="eastAsia"/>
+          <w:szCs w:val="21"/>
+        </w:rPr>
+        <w:t xml:space="preserve"> group by </w:t>
+      </w:r>
+      <w:proofErr w:type="spellStart"/>
+      <w:r>
+        <w:rPr>
+          <w:rFonts w:hint="eastAsia"/>
+          <w:szCs w:val="21"/>
+        </w:rPr>
+        <w:t>saleCustomerName</w:t>
+      </w:r>
+      <w:proofErr w:type="spellEnd"/>
+    </w:p>
+    <w:p>
+      <w:pPr>
+        <w:rPr>
+          <w:szCs w:val="21"/>
+        </w:rPr>
+      </w:pPr>
+      <w:r>
+        <w:rPr>
+          <w:rFonts w:hint="eastAsia"/>
+          <w:szCs w:val="21"/>
+        </w:rPr>
+        <w:t>在</w:t>
+      </w:r>
+      <w:r>
+        <w:rPr>
+          <w:rFonts w:hint="eastAsia"/>
+          <w:szCs w:val="21"/>
+        </w:rPr>
+        <w:t>header</w:t>
+      </w:r>
+      <w:r>
+        <w:rPr>
+          <w:rFonts w:hint="eastAsia"/>
+          <w:szCs w:val="21"/>
+        </w:rPr>
+        <w:t>表创建度量值</w:t>
+      </w:r>
+      <w:r>
+        <w:rPr>
+          <w:rFonts w:hint="eastAsia"/>
+          <w:szCs w:val="21"/>
+        </w:rPr>
+        <w:t xml:space="preserve"> </w:t>
+      </w:r>
+      <w:proofErr w:type="spellStart"/>
+      <w:r>
+        <w:rPr>
+          <w:rFonts w:hint="eastAsia"/>
+          <w:szCs w:val="21"/>
+        </w:rPr>
+        <w:t>countrows</w:t>
+      </w:r>
+      <w:proofErr w:type="spellEnd"/>
+      <w:r>
+        <w:rPr>
+          <w:rFonts w:hint="eastAsia"/>
+          <w:szCs w:val="21"/>
+        </w:rPr>
+        <w:t>(header),</w:t>
+      </w:r>
+      <w:r>
+        <w:rPr>
+          <w:rFonts w:hint="eastAsia"/>
+          <w:szCs w:val="21"/>
+        </w:rPr>
+        <w:t>在</w:t>
+      </w:r>
+      <w:proofErr w:type="gramStart"/>
+      <w:r>
+        <w:rPr>
+          <w:rFonts w:hint="eastAsia"/>
+          <w:szCs w:val="21"/>
+        </w:rPr>
+        <w:t>筛选器</w:t>
+      </w:r>
+      <w:proofErr w:type="gramEnd"/>
+      <w:r>
+        <w:rPr>
+          <w:rFonts w:hint="eastAsia"/>
+          <w:szCs w:val="21"/>
+        </w:rPr>
+        <w:t>中按</w:t>
+      </w:r>
+      <w:proofErr w:type="spellStart"/>
+      <w:r>
+        <w:rPr>
+          <w:rFonts w:hint="eastAsia"/>
+          <w:szCs w:val="21"/>
+        </w:rPr>
+        <w:t>saleCustomerName</w:t>
+      </w:r>
+      <w:proofErr w:type="spellEnd"/>
+      <w:r>
+        <w:rPr>
+          <w:rFonts w:hint="eastAsia"/>
+          <w:szCs w:val="21"/>
+        </w:rPr>
+        <w:t>进行分组筛选，</w:t>
+      </w:r>
+    </w:p>
+    <w:p>
+      <w:pPr>
+        <w:rPr>
+          <w:szCs w:val="21"/>
+        </w:rPr>
+      </w:pPr>
+      <w:r>
+        <w:rPr>
+          <w:rFonts w:hint="eastAsia"/>
+          <w:szCs w:val="21"/>
+        </w:rPr>
+        <w:t>条件作为切片器，这时，可以同时把多个日期作为切片器，比如分析每个销售人员有多少销售是在</w:t>
+      </w:r>
+      <w:r>
+        <w:rPr>
+          <w:rFonts w:hint="eastAsia"/>
+          <w:szCs w:val="21"/>
+        </w:rPr>
+        <w:t>11</w:t>
+      </w:r>
+      <w:r>
+        <w:rPr>
+          <w:rFonts w:hint="eastAsia"/>
+          <w:szCs w:val="21"/>
+        </w:rPr>
+        <w:t>月签订而在</w:t>
+      </w:r>
+      <w:r>
+        <w:rPr>
+          <w:rFonts w:hint="eastAsia"/>
+          <w:szCs w:val="21"/>
+        </w:rPr>
+        <w:t>12</w:t>
+      </w:r>
+      <w:r>
+        <w:rPr>
+          <w:rFonts w:hint="eastAsia"/>
+          <w:szCs w:val="21"/>
+        </w:rPr>
+        <w:t>月份发货的。</w:t>
+      </w:r>
+    </w:p>
+    <w:p>
+      <w:pPr>
+        <w:rPr>
+          <w:szCs w:val="21"/>
+        </w:rPr>
+      </w:pPr>
+      <w:r>
+        <w:rPr>
+          <w:rFonts w:hint="eastAsia"/>
+          <w:szCs w:val="21"/>
+        </w:rPr>
+        <w:t>缺点：</w:t>
+      </w:r>
+      <w:proofErr w:type="gramStart"/>
+      <w:r>
+        <w:rPr>
+          <w:rFonts w:hint="eastAsia"/>
+          <w:szCs w:val="21"/>
+        </w:rPr>
+        <w:t>录具有</w:t>
+      </w:r>
+      <w:proofErr w:type="gramEnd"/>
+      <w:r>
+        <w:rPr>
+          <w:rFonts w:hint="eastAsia"/>
+          <w:szCs w:val="21"/>
+        </w:rPr>
+        <w:t>多处角色并且具有其他相关表，比如日期表还与另外的一个表相关，那么还必须多次导入</w:t>
+      </w:r>
+      <w:proofErr w:type="gramStart"/>
+      <w:r>
+        <w:rPr>
+          <w:rFonts w:hint="eastAsia"/>
+          <w:szCs w:val="21"/>
+        </w:rPr>
+        <w:t>该相关表</w:t>
+      </w:r>
+      <w:proofErr w:type="gramEnd"/>
+      <w:r>
+        <w:rPr>
+          <w:rFonts w:hint="eastAsia"/>
+          <w:szCs w:val="21"/>
+        </w:rPr>
+        <w:t>。</w:t>
+      </w:r>
+    </w:p>
+    <w:p>
+      <w:pPr>
+        <w:rPr>
+          <w:szCs w:val="21"/>
+        </w:rPr>
+      </w:pPr>
+    </w:p>
+    <w:p>
+      <w:pPr>
+        <w:pStyle w:val="a3"/>
+        <w:numPr>
+          <w:ilvl w:val="0"/>
+          <w:numId w:val="3"/>
+        </w:numPr>
+        <w:ind w:firstLineChars="0"/>
+        <w:rPr>
+          <w:szCs w:val="21"/>
+        </w:rPr>
+      </w:pPr>
+      <w:r>
+        <w:rPr>
+          <w:rFonts w:hint="eastAsia"/>
+          <w:szCs w:val="21"/>
+        </w:rPr>
+        <w:t>多次关系同一个表</w:t>
+      </w:r>
+    </w:p>
+    <w:p>
+      <w:pPr>
+        <w:rPr>
+          <w:szCs w:val="21"/>
+        </w:rPr>
+      </w:pPr>
+      <w:r>
+        <w:rPr>
+          <w:rFonts w:hint="eastAsia"/>
+          <w:szCs w:val="21"/>
+        </w:rPr>
+        <w:t>对</w:t>
+      </w:r>
+      <w:r>
+        <w:rPr>
+          <w:rFonts w:hint="eastAsia"/>
+          <w:szCs w:val="21"/>
+        </w:rPr>
+        <w:t>date</w:t>
+      </w:r>
+      <w:proofErr w:type="gramStart"/>
+      <w:r>
+        <w:rPr>
+          <w:rFonts w:hint="eastAsia"/>
+          <w:szCs w:val="21"/>
+        </w:rPr>
+        <w:t>表设置</w:t>
+      </w:r>
+      <w:proofErr w:type="gramEnd"/>
+      <w:r>
+        <w:rPr>
+          <w:rFonts w:hint="eastAsia"/>
+          <w:szCs w:val="21"/>
+        </w:rPr>
+        <w:t>的所有</w:t>
+      </w:r>
+      <w:proofErr w:type="gramStart"/>
+      <w:r>
+        <w:rPr>
+          <w:rFonts w:hint="eastAsia"/>
+          <w:szCs w:val="21"/>
+        </w:rPr>
+        <w:t>筛选器</w:t>
+      </w:r>
+      <w:proofErr w:type="gramEnd"/>
+      <w:r>
+        <w:rPr>
+          <w:rFonts w:hint="eastAsia"/>
+          <w:szCs w:val="21"/>
+        </w:rPr>
+        <w:t>都会使用活动关系自动对相关表进行交叉筛选，若要使用其他</w:t>
+      </w:r>
+      <w:r>
+        <w:rPr>
+          <w:rFonts w:hint="eastAsia"/>
+          <w:szCs w:val="21"/>
+        </w:rPr>
+        <w:lastRenderedPageBreak/>
+        <w:t>关系进行交叉筛选，需要创个特殊的</w:t>
+      </w:r>
+      <w:proofErr w:type="spellStart"/>
+      <w:r>
+        <w:rPr>
+          <w:rFonts w:hint="eastAsia"/>
+          <w:szCs w:val="21"/>
+        </w:rPr>
+        <w:t>dax</w:t>
+      </w:r>
+      <w:proofErr w:type="spellEnd"/>
+      <w:r>
+        <w:rPr>
+          <w:rFonts w:hint="eastAsia"/>
+          <w:szCs w:val="21"/>
+        </w:rPr>
+        <w:t>公式，用来显</w:t>
+      </w:r>
+      <w:proofErr w:type="gramStart"/>
+      <w:r>
+        <w:rPr>
+          <w:rFonts w:hint="eastAsia"/>
+          <w:szCs w:val="21"/>
+        </w:rPr>
+        <w:t>式伟播使用</w:t>
+      </w:r>
+      <w:proofErr w:type="gramEnd"/>
+      <w:r>
+        <w:rPr>
+          <w:rFonts w:hint="eastAsia"/>
+          <w:szCs w:val="21"/>
+        </w:rPr>
+        <w:t>给定关系的筛选器。</w:t>
+      </w:r>
+    </w:p>
+    <w:p>
+      <w:pPr>
+        <w:rPr>
+          <w:szCs w:val="21"/>
+        </w:rPr>
+      </w:pPr>
+    </w:p>
+    <w:p>
+      <w:pPr>
+        <w:pStyle w:val="a3"/>
+        <w:numPr>
+          <w:ilvl w:val="0"/>
+          <w:numId w:val="4"/>
+        </w:numPr>
+        <w:ind w:firstLineChars="0"/>
+        <w:rPr>
+          <w:szCs w:val="21"/>
+        </w:rPr>
+      </w:pPr>
+      <w:r>
+        <w:rPr>
+          <w:rFonts w:hint="eastAsia"/>
+          <w:szCs w:val="21"/>
+        </w:rPr>
+        <w:t>创建度量值</w:t>
+      </w:r>
+      <w:proofErr w:type="spellStart"/>
+      <w:r>
+        <w:rPr>
+          <w:rFonts w:hint="eastAsia"/>
+          <w:szCs w:val="21"/>
+        </w:rPr>
+        <w:t>countrows</w:t>
+      </w:r>
+      <w:proofErr w:type="spellEnd"/>
+      <w:r>
+        <w:rPr>
+          <w:rFonts w:hint="eastAsia"/>
+          <w:szCs w:val="21"/>
+        </w:rPr>
+        <w:t>(header)</w:t>
+      </w:r>
+    </w:p>
+    <w:p>
+      <w:pPr>
+        <w:pStyle w:val="a3"/>
+        <w:numPr>
+          <w:ilvl w:val="0"/>
+          <w:numId w:val="4"/>
+        </w:numPr>
+        <w:ind w:firstLineChars="0"/>
+        <w:rPr>
+          <w:szCs w:val="21"/>
+        </w:rPr>
+      </w:pPr>
+      <w:r>
+        <w:rPr>
+          <w:rFonts w:hint="eastAsia"/>
+          <w:szCs w:val="21"/>
+        </w:rPr>
+        <w:t>创建一个可以显式修秘诀当关上下文，用另一个关联关系作筛选的度量值</w:t>
+      </w:r>
+    </w:p>
+    <w:p>
+      <w:pPr>
+        <w:pStyle w:val="a3"/>
+        <w:ind w:left="360" w:firstLineChars="0" w:firstLine="0"/>
+        <w:rPr>
+          <w:szCs w:val="21"/>
+        </w:rPr>
+      </w:pPr>
+      <w:proofErr w:type="gramStart"/>
+      <w:r>
+        <w:rPr>
+          <w:szCs w:val="21"/>
+        </w:rPr>
+        <w:t>C</w:t>
+      </w:r>
+      <w:r>
+        <w:rPr>
+          <w:rFonts w:hint="eastAsia"/>
+          <w:szCs w:val="21"/>
+        </w:rPr>
+        <w:t>alculate(</w:t>
+      </w:r>
+      <w:proofErr w:type="gramEnd"/>
+      <w:r>
+        <w:rPr>
+          <w:rFonts w:hint="eastAsia"/>
+          <w:szCs w:val="21"/>
+        </w:rPr>
+        <w:t>[count],userelationship(header[duedate]</w:t>
+      </w:r>
+      <w:r>
+        <w:rPr>
+          <w:rFonts w:hint="eastAsia"/>
+          <w:szCs w:val="21"/>
+        </w:rPr>
+        <w:t>,</w:t>
+      </w:r>
+      <w:r>
+        <w:rPr>
+          <w:szCs w:val="21"/>
+        </w:rPr>
+        <w:t>’</w:t>
+      </w:r>
+      <w:r>
+        <w:rPr>
+          <w:rFonts w:hint="eastAsia"/>
+          <w:szCs w:val="21"/>
+        </w:rPr>
+        <w:t>date</w:t>
+      </w:r>
+      <w:r>
+        <w:rPr>
+          <w:szCs w:val="21"/>
+        </w:rPr>
+        <w:t>’</w:t>
+      </w:r>
+      <w:r>
+        <w:rPr>
+          <w:rFonts w:hint="eastAsia"/>
+          <w:szCs w:val="21"/>
+        </w:rPr>
+        <w:t>[datekey]</w:t>
+      </w:r>
+      <w:r>
+        <w:rPr>
+          <w:rFonts w:hint="eastAsia"/>
+          <w:szCs w:val="21"/>
+        </w:rPr>
+        <w:t>))</w:t>
+      </w:r>
+    </w:p>
+    <w:p>
+      <w:pPr>
+        <w:rPr>
+          <w:szCs w:val="21"/>
+        </w:rPr>
+      </w:pPr>
+    </w:p>
+    <w:p>
+      <w:pPr>
+        <w:rPr>
+          <w:b/>
+          <w:color w:val="C0504D" w:themeColor="accent2"/>
+          <w:szCs w:val="21"/>
+        </w:rPr>
+      </w:pPr>
+      <w:r>
+        <w:rPr>
+          <w:rFonts w:hint="eastAsia"/>
+          <w:b/>
+          <w:color w:val="C0504D" w:themeColor="accent2"/>
+          <w:szCs w:val="21"/>
+        </w:rPr>
+        <w:t>4,</w:t>
+      </w:r>
+      <w:r>
+        <w:rPr>
+          <w:rFonts w:hint="eastAsia"/>
+          <w:b/>
+          <w:color w:val="C0504D" w:themeColor="accent2"/>
+          <w:szCs w:val="21"/>
+        </w:rPr>
+        <w:t>基于时间的分析</w:t>
+      </w:r>
+    </w:p>
+    <w:p>
+      <w:pPr>
+        <w:rPr>
+          <w:szCs w:val="21"/>
+        </w:rPr>
+      </w:pPr>
+    </w:p>
+    <w:p>
+      <w:pPr>
+        <w:pStyle w:val="a3"/>
+        <w:numPr>
+          <w:ilvl w:val="0"/>
+          <w:numId w:val="5"/>
+        </w:numPr>
+        <w:ind w:firstLineChars="0"/>
+        <w:rPr>
+          <w:szCs w:val="21"/>
+        </w:rPr>
+      </w:pPr>
+      <w:r>
+        <w:rPr>
+          <w:rFonts w:hint="eastAsia"/>
+          <w:szCs w:val="21"/>
+        </w:rPr>
+        <w:t>移动平均值</w:t>
+      </w:r>
+    </w:p>
+    <w:p>
+      <w:pPr>
+        <w:rPr>
+          <w:szCs w:val="21"/>
+        </w:rPr>
+      </w:pPr>
+      <w:r>
+        <w:rPr>
+          <w:rFonts w:hint="eastAsia"/>
+          <w:szCs w:val="21"/>
+        </w:rPr>
+        <w:t>计算过去</w:t>
+      </w:r>
+      <w:r>
+        <w:rPr>
+          <w:rFonts w:hint="eastAsia"/>
+          <w:szCs w:val="21"/>
+        </w:rPr>
+        <w:t>30</w:t>
+      </w:r>
+      <w:r>
+        <w:rPr>
+          <w:rFonts w:hint="eastAsia"/>
+          <w:szCs w:val="21"/>
+        </w:rPr>
+        <w:t>天里每天销售额的平均值</w:t>
+      </w:r>
+    </w:p>
+    <w:p>
+      <w:pPr>
+        <w:pStyle w:val="a3"/>
+        <w:numPr>
+          <w:ilvl w:val="0"/>
+          <w:numId w:val="6"/>
+        </w:numPr>
+        <w:ind w:firstLineChars="0"/>
+        <w:rPr>
+          <w:szCs w:val="21"/>
+        </w:rPr>
+      </w:pPr>
+      <w:r>
+        <w:rPr>
+          <w:rFonts w:hint="eastAsia"/>
+          <w:szCs w:val="21"/>
+        </w:rPr>
+        <w:t>获取一个包含过去</w:t>
+      </w:r>
+      <w:r>
+        <w:rPr>
+          <w:rFonts w:hint="eastAsia"/>
+          <w:szCs w:val="21"/>
+        </w:rPr>
+        <w:t>30</w:t>
+      </w:r>
+      <w:r>
+        <w:rPr>
+          <w:rFonts w:hint="eastAsia"/>
+          <w:szCs w:val="21"/>
+        </w:rPr>
+        <w:t>天的日期表</w:t>
+      </w:r>
+    </w:p>
+    <w:p>
+      <w:pPr>
+        <w:pStyle w:val="a3"/>
+        <w:ind w:left="360" w:firstLineChars="0" w:firstLine="0"/>
+        <w:rPr>
+          <w:szCs w:val="21"/>
+        </w:rPr>
+      </w:pPr>
+      <w:proofErr w:type="gramStart"/>
+      <w:r>
+        <w:rPr>
+          <w:szCs w:val="21"/>
+        </w:rPr>
+        <w:t>D</w:t>
+      </w:r>
+      <w:r>
+        <w:rPr>
+          <w:rFonts w:hint="eastAsia"/>
+          <w:szCs w:val="21"/>
+        </w:rPr>
+        <w:t>atesinperiod(</w:t>
+      </w:r>
+      <w:proofErr w:type="gramEnd"/>
+      <w:r>
+        <w:rPr>
+          <w:rFonts w:hint="eastAsia"/>
+          <w:szCs w:val="21"/>
+        </w:rPr>
+        <w:t>dimdate[datekey],lastdate(dimdate[datekey]),-30,day)</w:t>
+      </w:r>
+    </w:p>
+    <w:p>
+      <w:pPr>
+        <w:pStyle w:val="a3"/>
+        <w:ind w:left="360" w:firstLineChars="0" w:firstLine="0"/>
+        <w:rPr>
+          <w:szCs w:val="21"/>
+        </w:rPr>
+      </w:pPr>
+    </w:p>
+    <w:p>
+      <w:pPr>
+        <w:pStyle w:val="a3"/>
+        <w:numPr>
+          <w:ilvl w:val="0"/>
+          <w:numId w:val="6"/>
+        </w:numPr>
+        <w:ind w:firstLineChars="0"/>
+        <w:rPr>
+          <w:szCs w:val="21"/>
+        </w:rPr>
+      </w:pPr>
+      <w:r>
+        <w:rPr>
+          <w:rFonts w:hint="eastAsia"/>
+          <w:szCs w:val="21"/>
+        </w:rPr>
+        <w:t>对表中的第一行（每一天）计算销售总额</w:t>
+      </w:r>
+    </w:p>
+    <w:p>
+      <w:pPr>
+        <w:pStyle w:val="a3"/>
+        <w:ind w:left="360" w:firstLineChars="0" w:firstLine="0"/>
+        <w:rPr>
+          <w:szCs w:val="21"/>
+        </w:rPr>
+      </w:pPr>
+      <w:proofErr w:type="gramStart"/>
+      <w:r>
+        <w:rPr>
+          <w:szCs w:val="21"/>
+        </w:rPr>
+        <w:t>A</w:t>
+      </w:r>
+      <w:r>
+        <w:rPr>
+          <w:rFonts w:hint="eastAsia"/>
+          <w:szCs w:val="21"/>
+        </w:rPr>
+        <w:t>ddcolumns(</w:t>
+      </w:r>
+      <w:proofErr w:type="gramEnd"/>
+      <w:r>
+        <w:rPr>
+          <w:rFonts w:hint="eastAsia"/>
+          <w:szCs w:val="21"/>
+        </w:rPr>
+        <w:t>datesinperiod(dimdate[datekey],lastdate(dimdate[datekey]),-30,day),</w:t>
+      </w:r>
+      <w:r>
+        <w:rPr>
+          <w:szCs w:val="21"/>
+        </w:rPr>
+        <w:t>”</w:t>
+      </w:r>
+      <w:r>
+        <w:rPr>
+          <w:rFonts w:hint="eastAsia"/>
+          <w:szCs w:val="21"/>
+        </w:rPr>
+        <w:t>sum</w:t>
+      </w:r>
+      <w:r>
+        <w:rPr>
+          <w:szCs w:val="21"/>
+        </w:rPr>
+        <w:t>”</w:t>
+      </w:r>
+      <w:r>
+        <w:rPr>
+          <w:rFonts w:hint="eastAsia"/>
+          <w:szCs w:val="21"/>
+        </w:rPr>
+        <w:t>,[amount])</w:t>
+      </w:r>
+    </w:p>
+    <w:p>
+      <w:pPr>
+        <w:pStyle w:val="a3"/>
+        <w:numPr>
+          <w:ilvl w:val="0"/>
+          <w:numId w:val="6"/>
+        </w:numPr>
+        <w:ind w:firstLineChars="0"/>
+        <w:rPr>
+          <w:szCs w:val="21"/>
+        </w:rPr>
+      </w:pPr>
+      <w:r>
+        <w:rPr>
+          <w:rFonts w:hint="eastAsia"/>
+          <w:szCs w:val="21"/>
+        </w:rPr>
+        <w:t>针对</w:t>
+      </w:r>
+      <w:r>
+        <w:rPr>
+          <w:rFonts w:hint="eastAsia"/>
+          <w:szCs w:val="21"/>
+        </w:rPr>
+        <w:t>2</w:t>
+      </w:r>
+      <w:r>
+        <w:rPr>
+          <w:rFonts w:hint="eastAsia"/>
+          <w:szCs w:val="21"/>
+        </w:rPr>
+        <w:t>得到的值计算平均值</w:t>
+      </w:r>
+    </w:p>
+    <w:p>
+      <w:pPr>
+        <w:pStyle w:val="a3"/>
+        <w:ind w:left="360" w:firstLineChars="0" w:firstLine="0"/>
+        <w:rPr>
+          <w:szCs w:val="21"/>
+        </w:rPr>
+      </w:pPr>
+      <w:r>
+        <w:rPr>
+          <w:szCs w:val="21"/>
+        </w:rPr>
+        <w:t>Average</w:t>
+      </w:r>
+      <w:r>
+        <w:rPr>
+          <w:rFonts w:hint="eastAsia"/>
+          <w:szCs w:val="21"/>
+        </w:rPr>
+        <w:t>(</w:t>
+      </w:r>
+      <w:r>
+        <w:rPr>
+          <w:rFonts w:hint="eastAsia"/>
+          <w:szCs w:val="21"/>
+        </w:rPr>
+        <w:t>步聚</w:t>
+      </w:r>
+      <w:r>
+        <w:rPr>
+          <w:rFonts w:hint="eastAsia"/>
+          <w:szCs w:val="21"/>
+        </w:rPr>
+        <w:t>2</w:t>
+      </w:r>
+      <w:r>
+        <w:rPr>
+          <w:rFonts w:hint="eastAsia"/>
+          <w:szCs w:val="21"/>
+        </w:rPr>
+        <w:t>语句</w:t>
+      </w:r>
+      <w:r>
+        <w:rPr>
+          <w:rFonts w:hint="eastAsia"/>
+          <w:szCs w:val="21"/>
+        </w:rPr>
+        <w:t>)</w:t>
+      </w:r>
+    </w:p>
+    <w:p>
+      <w:pPr>
+        <w:rPr>
+          <w:szCs w:val="21"/>
+        </w:rPr>
+      </w:pPr>
+    </w:p>
+    <w:p>
+      <w:pPr>
+        <w:rPr>
+          <w:szCs w:val="21"/>
+        </w:rPr>
+      </w:pPr>
+      <w:r>
+        <w:rPr>
+          <w:rFonts w:hint="eastAsia"/>
+          <w:szCs w:val="21"/>
+        </w:rPr>
+        <w:t>2)</w:t>
+      </w:r>
+      <w:r>
+        <w:rPr>
+          <w:rFonts w:hint="eastAsia"/>
+          <w:szCs w:val="21"/>
+        </w:rPr>
+        <w:t>期初余额和期末余额</w:t>
+      </w:r>
+    </w:p>
+    <w:p>
+      <w:pPr>
+        <w:rPr>
+          <w:szCs w:val="21"/>
+        </w:rPr>
+      </w:pPr>
+      <w:r>
+        <w:rPr>
+          <w:rFonts w:hint="eastAsia"/>
+          <w:szCs w:val="21"/>
+        </w:rPr>
+        <w:t>查找期初和期末余额的问题转化为查找给定时间段开始时和结束时商店中的产品数据。</w:t>
+      </w:r>
+    </w:p>
+    <w:p>
+      <w:pPr>
+        <w:rPr>
+          <w:szCs w:val="21"/>
+        </w:rPr>
+      </w:pPr>
+      <w:r>
+        <w:rPr>
+          <w:szCs w:val="21"/>
+        </w:rPr>
+        <w:t>A</w:t>
+      </w:r>
+      <w:r>
+        <w:rPr>
+          <w:rFonts w:hint="eastAsia"/>
+          <w:szCs w:val="21"/>
+        </w:rPr>
+        <w:t>,</w:t>
+      </w:r>
+      <w:r>
+        <w:rPr>
+          <w:rFonts w:hint="eastAsia"/>
+          <w:szCs w:val="21"/>
+        </w:rPr>
+        <w:t>计算产品总和度量值</w:t>
+      </w:r>
+      <w:r>
+        <w:rPr>
+          <w:rFonts w:hint="eastAsia"/>
+          <w:szCs w:val="21"/>
+        </w:rPr>
+        <w:t xml:space="preserve"> sum(</w:t>
+      </w:r>
+      <w:proofErr w:type="spellStart"/>
+      <w:r>
+        <w:rPr>
+          <w:rFonts w:hint="eastAsia"/>
+          <w:szCs w:val="21"/>
+        </w:rPr>
+        <w:t>factinventory</w:t>
+      </w:r>
+      <w:proofErr w:type="spellEnd"/>
+      <w:r>
+        <w:rPr>
+          <w:rFonts w:hint="eastAsia"/>
+          <w:szCs w:val="21"/>
+        </w:rPr>
+        <w:t>[quantity])</w:t>
+      </w:r>
+    </w:p>
+    <w:p>
+      <w:pPr>
+        <w:rPr>
+          <w:szCs w:val="21"/>
+        </w:rPr>
+      </w:pPr>
+      <w:r>
+        <w:rPr>
+          <w:szCs w:val="21"/>
+        </w:rPr>
+        <w:t>B</w:t>
+      </w:r>
+      <w:r>
+        <w:rPr>
+          <w:rFonts w:hint="eastAsia"/>
+          <w:szCs w:val="21"/>
+        </w:rPr>
+        <w:t>,</w:t>
+      </w:r>
+      <w:r>
+        <w:rPr>
+          <w:rFonts w:hint="eastAsia"/>
+          <w:szCs w:val="21"/>
+        </w:rPr>
+        <w:t>创建一个</w:t>
+      </w:r>
+      <w:proofErr w:type="spellStart"/>
+      <w:r>
+        <w:rPr>
+          <w:rFonts w:hint="eastAsia"/>
+          <w:szCs w:val="21"/>
+        </w:rPr>
+        <w:t>dax</w:t>
+      </w:r>
+      <w:proofErr w:type="spellEnd"/>
+      <w:r>
+        <w:rPr>
+          <w:rFonts w:hint="eastAsia"/>
+          <w:szCs w:val="21"/>
+        </w:rPr>
+        <w:t>度量值以便按产品</w:t>
+      </w:r>
+      <w:proofErr w:type="spellStart"/>
+      <w:r>
+        <w:rPr>
+          <w:rFonts w:hint="eastAsia"/>
+          <w:szCs w:val="21"/>
+        </w:rPr>
+        <w:t>productkey</w:t>
+      </w:r>
+      <w:proofErr w:type="spellEnd"/>
+      <w:r>
+        <w:rPr>
+          <w:rFonts w:hint="eastAsia"/>
+          <w:szCs w:val="21"/>
+        </w:rPr>
+        <w:t>和商店</w:t>
+      </w:r>
+      <w:proofErr w:type="spellStart"/>
+      <w:r>
+        <w:rPr>
+          <w:rFonts w:hint="eastAsia"/>
+          <w:szCs w:val="21"/>
+        </w:rPr>
+        <w:t>storekey</w:t>
+      </w:r>
+      <w:proofErr w:type="spellEnd"/>
+      <w:r>
+        <w:rPr>
+          <w:rFonts w:hint="eastAsia"/>
+          <w:szCs w:val="21"/>
+        </w:rPr>
+        <w:t>进行分组，并在最后一次交易的基础上计算产品数据的总和。作为实参传到</w:t>
+      </w:r>
+      <w:r>
+        <w:rPr>
+          <w:rFonts w:hint="eastAsia"/>
+          <w:szCs w:val="21"/>
+        </w:rPr>
+        <w:t>calculate</w:t>
+      </w:r>
+      <w:r>
+        <w:rPr>
+          <w:rFonts w:hint="eastAsia"/>
+          <w:szCs w:val="21"/>
+        </w:rPr>
+        <w:t>函数的</w:t>
+      </w:r>
+      <w:proofErr w:type="spellStart"/>
+      <w:r>
+        <w:rPr>
+          <w:rFonts w:hint="eastAsia"/>
+          <w:szCs w:val="21"/>
+        </w:rPr>
+        <w:t>dax</w:t>
+      </w:r>
+      <w:proofErr w:type="spellEnd"/>
+      <w:r>
+        <w:rPr>
+          <w:rFonts w:hint="eastAsia"/>
+          <w:szCs w:val="21"/>
+        </w:rPr>
+        <w:t>表达式</w:t>
+      </w:r>
+      <w:proofErr w:type="spellStart"/>
+      <w:r>
+        <w:rPr>
+          <w:rFonts w:hint="eastAsia"/>
+          <w:szCs w:val="21"/>
+        </w:rPr>
+        <w:t>lastnonblank</w:t>
+      </w:r>
+      <w:proofErr w:type="spellEnd"/>
+      <w:r>
+        <w:rPr>
+          <w:rFonts w:hint="eastAsia"/>
+          <w:szCs w:val="21"/>
+        </w:rPr>
+        <w:t>(</w:t>
+      </w:r>
+      <w:proofErr w:type="spellStart"/>
+      <w:r>
+        <w:rPr>
+          <w:rFonts w:hint="eastAsia"/>
+          <w:szCs w:val="21"/>
+        </w:rPr>
+        <w:t>dimdate</w:t>
+      </w:r>
+      <w:proofErr w:type="spellEnd"/>
+      <w:r>
+        <w:rPr>
+          <w:rFonts w:hint="eastAsia"/>
+          <w:szCs w:val="21"/>
+        </w:rPr>
+        <w:t>[</w:t>
+      </w:r>
+      <w:proofErr w:type="spellStart"/>
+      <w:r>
+        <w:rPr>
+          <w:rFonts w:hint="eastAsia"/>
+          <w:szCs w:val="21"/>
+        </w:rPr>
+        <w:t>datekey</w:t>
+      </w:r>
+      <w:proofErr w:type="spellEnd"/>
+      <w:r>
+        <w:rPr>
+          <w:rFonts w:hint="eastAsia"/>
+          <w:szCs w:val="21"/>
+        </w:rPr>
+        <w:t xml:space="preserve">],[products on hand]) </w:t>
+      </w:r>
+      <w:r>
+        <w:rPr>
+          <w:rFonts w:hint="eastAsia"/>
+          <w:szCs w:val="21"/>
+        </w:rPr>
+        <w:t>可以通过</w:t>
+      </w:r>
+      <w:proofErr w:type="gramStart"/>
+      <w:r>
+        <w:rPr>
+          <w:rFonts w:hint="eastAsia"/>
+          <w:szCs w:val="21"/>
+        </w:rPr>
+        <w:t>筛选掉除最后</w:t>
+      </w:r>
+      <w:proofErr w:type="gramEnd"/>
+      <w:r>
+        <w:rPr>
+          <w:rFonts w:hint="eastAsia"/>
+          <w:szCs w:val="21"/>
+        </w:rPr>
+        <w:t>一次交易日期以外的所有行来对</w:t>
+      </w:r>
+      <w:proofErr w:type="spellStart"/>
+      <w:r>
+        <w:rPr>
+          <w:rFonts w:hint="eastAsia"/>
+          <w:szCs w:val="21"/>
+        </w:rPr>
+        <w:t>didate</w:t>
+      </w:r>
+      <w:proofErr w:type="spellEnd"/>
+      <w:r>
+        <w:rPr>
+          <w:rFonts w:hint="eastAsia"/>
+          <w:szCs w:val="21"/>
+        </w:rPr>
+        <w:t>[</w:t>
+      </w:r>
+      <w:proofErr w:type="spellStart"/>
+      <w:r>
+        <w:rPr>
+          <w:rFonts w:hint="eastAsia"/>
+          <w:szCs w:val="21"/>
+        </w:rPr>
+        <w:t>datekey</w:t>
+      </w:r>
+      <w:proofErr w:type="spellEnd"/>
+      <w:r>
+        <w:rPr>
+          <w:rFonts w:hint="eastAsia"/>
+          <w:szCs w:val="21"/>
+        </w:rPr>
+        <w:t>]</w:t>
+      </w:r>
+      <w:r>
+        <w:rPr>
+          <w:rFonts w:hint="eastAsia"/>
+          <w:szCs w:val="21"/>
+        </w:rPr>
+        <w:t>列设置筛选器，用于计算数据总和。</w:t>
+      </w:r>
+    </w:p>
+    <w:p>
+      <w:pPr>
+        <w:rPr>
+          <w:szCs w:val="21"/>
+        </w:rPr>
+      </w:pPr>
+      <w:proofErr w:type="gramStart"/>
+      <w:r>
+        <w:rPr>
+          <w:szCs w:val="21"/>
+        </w:rPr>
+        <w:t>S</w:t>
+      </w:r>
+      <w:r>
+        <w:rPr>
+          <w:rFonts w:hint="eastAsia"/>
+          <w:szCs w:val="21"/>
+        </w:rPr>
+        <w:t>ummarize(</w:t>
+      </w:r>
+      <w:proofErr w:type="gramEnd"/>
+      <w:r>
+        <w:rPr>
+          <w:rFonts w:hint="eastAsia"/>
+          <w:szCs w:val="21"/>
+        </w:rPr>
+        <w:t>factinventory,factinventory[productkey],factinventory[storekey],</w:t>
+      </w:r>
+    </w:p>
+    <w:p>
+      <w:pPr>
+        <w:rPr>
+          <w:szCs w:val="21"/>
+        </w:rPr>
+      </w:pPr>
+      <w:r>
+        <w:rPr>
+          <w:szCs w:val="21"/>
+        </w:rPr>
+        <w:t>“</w:t>
+      </w:r>
+      <w:proofErr w:type="spellStart"/>
+      <w:r>
+        <w:rPr>
+          <w:rFonts w:hint="eastAsia"/>
+          <w:szCs w:val="21"/>
+        </w:rPr>
+        <w:t>numproducts</w:t>
+      </w:r>
+      <w:r>
+        <w:rPr>
+          <w:szCs w:val="21"/>
+        </w:rPr>
+        <w:t>”</w:t>
+      </w:r>
+      <w:proofErr w:type="gramStart"/>
+      <w:r>
+        <w:rPr>
+          <w:rFonts w:hint="eastAsia"/>
+          <w:szCs w:val="21"/>
+        </w:rPr>
+        <w:t>calculate</w:t>
+      </w:r>
+      <w:proofErr w:type="spellEnd"/>
+      <w:r>
+        <w:rPr>
+          <w:rFonts w:hint="eastAsia"/>
+          <w:szCs w:val="21"/>
+        </w:rPr>
+        <w:t>(</w:t>
+      </w:r>
+      <w:proofErr w:type="gramEnd"/>
+      <w:r>
+        <w:rPr>
+          <w:rFonts w:hint="eastAsia"/>
+          <w:szCs w:val="21"/>
+        </w:rPr>
+        <w:t>[products on hand],</w:t>
+      </w:r>
+      <w:proofErr w:type="spellStart"/>
+      <w:r>
+        <w:rPr>
+          <w:rFonts w:hint="eastAsia"/>
+          <w:szCs w:val="21"/>
+        </w:rPr>
+        <w:t>lastnonblank</w:t>
+      </w:r>
+      <w:proofErr w:type="spellEnd"/>
+      <w:r>
+        <w:rPr>
+          <w:rFonts w:hint="eastAsia"/>
+          <w:szCs w:val="21"/>
+        </w:rPr>
+        <w:t>(</w:t>
+      </w:r>
+      <w:proofErr w:type="spellStart"/>
+      <w:r>
+        <w:rPr>
+          <w:rFonts w:hint="eastAsia"/>
+          <w:szCs w:val="21"/>
+        </w:rPr>
+        <w:t>dimdate</w:t>
+      </w:r>
+      <w:proofErr w:type="spellEnd"/>
+      <w:r>
+        <w:rPr>
+          <w:rFonts w:hint="eastAsia"/>
+          <w:szCs w:val="21"/>
+        </w:rPr>
+        <w:t>[</w:t>
+      </w:r>
+      <w:proofErr w:type="spellStart"/>
+      <w:r>
+        <w:rPr>
+          <w:rFonts w:hint="eastAsia"/>
+          <w:szCs w:val="21"/>
+        </w:rPr>
+        <w:t>datekey</w:t>
+      </w:r>
+      <w:proofErr w:type="spellEnd"/>
+      <w:r>
+        <w:rPr>
+          <w:rFonts w:hint="eastAsia"/>
+          <w:szCs w:val="21"/>
+        </w:rPr>
+        <w:t>],[products on hand])))</w:t>
+      </w:r>
+    </w:p>
+    <w:p>
+      <w:pPr>
+        <w:rPr>
+          <w:szCs w:val="21"/>
+        </w:rPr>
+      </w:pPr>
+    </w:p>
+    <w:p>
+      <w:pPr>
+        <w:rPr>
+          <w:szCs w:val="21"/>
+        </w:rPr>
+      </w:pPr>
+      <w:r>
+        <w:rPr>
+          <w:rFonts w:hint="eastAsia"/>
+          <w:szCs w:val="21"/>
+        </w:rPr>
+        <w:t>C,</w:t>
+      </w:r>
+      <w:r>
+        <w:rPr>
+          <w:rFonts w:hint="eastAsia"/>
+          <w:szCs w:val="21"/>
+        </w:rPr>
+        <w:t>若要返回库存中的产品总数，需要对结果表的</w:t>
+      </w:r>
+      <w:proofErr w:type="spellStart"/>
+      <w:r>
+        <w:rPr>
+          <w:rFonts w:hint="eastAsia"/>
+          <w:szCs w:val="21"/>
+        </w:rPr>
+        <w:t>numproducts</w:t>
+      </w:r>
+      <w:proofErr w:type="spellEnd"/>
+      <w:r>
+        <w:rPr>
+          <w:rFonts w:hint="eastAsia"/>
+          <w:szCs w:val="21"/>
+        </w:rPr>
+        <w:t>]</w:t>
+      </w:r>
+      <w:r>
+        <w:rPr>
+          <w:rFonts w:hint="eastAsia"/>
+          <w:szCs w:val="21"/>
+        </w:rPr>
+        <w:t>列中的所有行求和。</w:t>
+      </w:r>
+    </w:p>
+    <w:p>
+      <w:pPr>
+        <w:rPr>
+          <w:szCs w:val="21"/>
+        </w:rPr>
+      </w:pPr>
+      <w:proofErr w:type="gramStart"/>
+      <w:r>
+        <w:rPr>
+          <w:szCs w:val="21"/>
+        </w:rPr>
+        <w:t>S</w:t>
+      </w:r>
+      <w:r>
+        <w:rPr>
+          <w:rFonts w:hint="eastAsia"/>
+          <w:szCs w:val="21"/>
+        </w:rPr>
+        <w:t>umx(</w:t>
+      </w:r>
+      <w:proofErr w:type="gramEnd"/>
+      <w:r>
+        <w:rPr>
+          <w:rFonts w:hint="eastAsia"/>
+          <w:szCs w:val="21"/>
+        </w:rPr>
+        <w:t>summarize(factinventory,factinventory[productkey],factinventory[storekey],</w:t>
+      </w:r>
+    </w:p>
+    <w:p>
+      <w:pPr>
+        <w:rPr>
+          <w:szCs w:val="21"/>
+        </w:rPr>
+      </w:pPr>
+      <w:r>
+        <w:rPr>
+          <w:szCs w:val="21"/>
+        </w:rPr>
+        <w:t>“</w:t>
+      </w:r>
+      <w:proofErr w:type="spellStart"/>
+      <w:r>
+        <w:rPr>
+          <w:rFonts w:hint="eastAsia"/>
+          <w:szCs w:val="21"/>
+        </w:rPr>
+        <w:t>numproducts</w:t>
+      </w:r>
+      <w:r>
+        <w:rPr>
+          <w:szCs w:val="21"/>
+        </w:rPr>
+        <w:t>”</w:t>
+      </w:r>
+      <w:proofErr w:type="gramStart"/>
+      <w:r>
+        <w:rPr>
+          <w:rFonts w:hint="eastAsia"/>
+          <w:szCs w:val="21"/>
+        </w:rPr>
+        <w:t>calculate</w:t>
+      </w:r>
+      <w:proofErr w:type="spellEnd"/>
+      <w:r>
+        <w:rPr>
+          <w:rFonts w:hint="eastAsia"/>
+          <w:szCs w:val="21"/>
+        </w:rPr>
+        <w:t>(</w:t>
+      </w:r>
+      <w:proofErr w:type="gramEnd"/>
+      <w:r>
+        <w:rPr>
+          <w:rFonts w:hint="eastAsia"/>
+          <w:szCs w:val="21"/>
+        </w:rPr>
+        <w:t>[products on hand],</w:t>
+      </w:r>
+      <w:proofErr w:type="spellStart"/>
+      <w:r>
+        <w:rPr>
+          <w:rFonts w:hint="eastAsia"/>
+          <w:szCs w:val="21"/>
+        </w:rPr>
+        <w:t>lastnonblank</w:t>
+      </w:r>
+      <w:proofErr w:type="spellEnd"/>
+      <w:r>
+        <w:rPr>
+          <w:rFonts w:hint="eastAsia"/>
+          <w:szCs w:val="21"/>
+        </w:rPr>
+        <w:t>(</w:t>
+      </w:r>
+      <w:proofErr w:type="spellStart"/>
+      <w:r>
+        <w:rPr>
+          <w:rFonts w:hint="eastAsia"/>
+          <w:szCs w:val="21"/>
+        </w:rPr>
+        <w:t>dimdate</w:t>
+      </w:r>
+      <w:proofErr w:type="spellEnd"/>
+      <w:r>
+        <w:rPr>
+          <w:rFonts w:hint="eastAsia"/>
+          <w:szCs w:val="21"/>
+        </w:rPr>
+        <w:t>[</w:t>
+      </w:r>
+      <w:proofErr w:type="spellStart"/>
+      <w:r>
+        <w:rPr>
+          <w:rFonts w:hint="eastAsia"/>
+          <w:szCs w:val="21"/>
+        </w:rPr>
+        <w:t>datekey</w:t>
+      </w:r>
+      <w:proofErr w:type="spellEnd"/>
+      <w:r>
+        <w:rPr>
+          <w:rFonts w:hint="eastAsia"/>
+          <w:szCs w:val="21"/>
+        </w:rPr>
+        <w:t>],[products on hand])),[</w:t>
+      </w:r>
+      <w:proofErr w:type="spellStart"/>
+      <w:r>
+        <w:rPr>
+          <w:rFonts w:hint="eastAsia"/>
+          <w:szCs w:val="21"/>
+        </w:rPr>
+        <w:t>nmproducts</w:t>
+      </w:r>
+      <w:proofErr w:type="spellEnd"/>
+      <w:r>
+        <w:rPr>
+          <w:rFonts w:hint="eastAsia"/>
+          <w:szCs w:val="21"/>
+        </w:rPr>
+        <w:t>])</w:t>
+      </w:r>
+    </w:p>
+    <w:p>
+      <w:pPr>
+        <w:rPr>
+          <w:szCs w:val="21"/>
+        </w:rPr>
+      </w:pPr>
+    </w:p>
+    <w:p>
+      <w:pPr>
+        <w:rPr>
+          <w:szCs w:val="21"/>
+        </w:rPr>
+      </w:pPr>
+      <w:r>
+        <w:rPr>
+          <w:szCs w:val="21"/>
+        </w:rPr>
+        <w:t>D</w:t>
+      </w:r>
+      <w:r>
+        <w:rPr>
+          <w:rFonts w:hint="eastAsia"/>
+          <w:szCs w:val="21"/>
+        </w:rPr>
+        <w:t>:</w:t>
+      </w:r>
+      <w:r>
+        <w:rPr>
+          <w:rFonts w:hint="eastAsia"/>
+          <w:szCs w:val="21"/>
+        </w:rPr>
+        <w:t>定义一个新的度量值以扫描直到选定范围结束的所有日期有，计算截止选定时间段的最后一天的库存产品总数。</w:t>
+      </w:r>
+    </w:p>
+    <w:p>
+      <w:pPr>
+        <w:rPr>
+          <w:szCs w:val="21"/>
+        </w:rPr>
+      </w:pPr>
+      <w:proofErr w:type="gramStart"/>
+      <w:r>
+        <w:rPr>
+          <w:szCs w:val="21"/>
+        </w:rPr>
+        <w:t>C</w:t>
+      </w:r>
+      <w:r>
+        <w:rPr>
+          <w:rFonts w:hint="eastAsia"/>
+          <w:szCs w:val="21"/>
+        </w:rPr>
+        <w:t>alculate(</w:t>
+      </w:r>
+      <w:proofErr w:type="gramEnd"/>
+      <w:r>
+        <w:rPr>
+          <w:rFonts w:hint="eastAsia"/>
+          <w:szCs w:val="21"/>
+        </w:rPr>
+        <w:t>[</w:t>
+      </w:r>
+      <w:proofErr w:type="spellStart"/>
+      <w:r>
+        <w:rPr>
+          <w:rFonts w:hint="eastAsia"/>
+          <w:szCs w:val="21"/>
+        </w:rPr>
+        <w:t>totalproducts</w:t>
+      </w:r>
+      <w:proofErr w:type="spellEnd"/>
+      <w:r>
+        <w:rPr>
+          <w:rFonts w:hint="eastAsia"/>
+          <w:szCs w:val="21"/>
+        </w:rPr>
+        <w:t xml:space="preserve"> today],datesbetween(dimdate[datekey],blank(),lastdate(dimdate[datekey])))</w:t>
+      </w:r>
+    </w:p>
+    <w:p>
+      <w:pPr>
+        <w:rPr>
+          <w:szCs w:val="21"/>
+        </w:rPr>
+      </w:pPr>
+    </w:p>
+    <w:p>
+      <w:pPr>
+        <w:rPr>
+          <w:szCs w:val="21"/>
+        </w:rPr>
+      </w:pPr>
+      <w:r>
+        <w:rPr>
+          <w:szCs w:val="21"/>
+        </w:rPr>
+        <w:t>E</w:t>
+      </w:r>
+      <w:r>
+        <w:rPr>
+          <w:rFonts w:hint="eastAsia"/>
+          <w:szCs w:val="21"/>
+        </w:rPr>
+        <w:t>,</w:t>
+      </w:r>
+      <w:r>
+        <w:rPr>
+          <w:rFonts w:hint="eastAsia"/>
+          <w:szCs w:val="21"/>
+        </w:rPr>
+        <w:t>创建度量值以计算选定年份的期初和期末余额。</w:t>
+      </w:r>
+    </w:p>
+    <w:p>
+      <w:pPr>
+        <w:rPr>
+          <w:szCs w:val="21"/>
+        </w:rPr>
+      </w:pPr>
+      <w:r>
+        <w:rPr>
+          <w:rFonts w:hint="eastAsia"/>
+          <w:szCs w:val="21"/>
+        </w:rPr>
+        <w:t>期初：</w:t>
+      </w:r>
+      <w:proofErr w:type="spellStart"/>
+      <w:proofErr w:type="gramStart"/>
+      <w:r>
+        <w:rPr>
+          <w:rFonts w:hint="eastAsia"/>
+          <w:szCs w:val="21"/>
+        </w:rPr>
+        <w:t>closingbalanceyear</w:t>
+      </w:r>
+      <w:proofErr w:type="spellEnd"/>
+      <w:r>
+        <w:rPr>
+          <w:rFonts w:hint="eastAsia"/>
+          <w:szCs w:val="21"/>
+        </w:rPr>
+        <w:t>(</w:t>
+      </w:r>
+      <w:proofErr w:type="gramEnd"/>
+      <w:r>
+        <w:rPr>
+          <w:rFonts w:hint="eastAsia"/>
+          <w:szCs w:val="21"/>
+        </w:rPr>
+        <w:t>[</w:t>
+      </w:r>
+      <w:proofErr w:type="spellStart"/>
+      <w:r>
+        <w:rPr>
+          <w:rFonts w:hint="eastAsia"/>
+          <w:szCs w:val="21"/>
+        </w:rPr>
+        <w:t>totalproducts</w:t>
+      </w:r>
+      <w:proofErr w:type="spellEnd"/>
+      <w:r>
+        <w:rPr>
+          <w:rFonts w:hint="eastAsia"/>
+          <w:szCs w:val="21"/>
+        </w:rPr>
+        <w:t xml:space="preserve"> today],</w:t>
+      </w:r>
+      <w:proofErr w:type="spellStart"/>
+      <w:r>
+        <w:rPr>
+          <w:rFonts w:hint="eastAsia"/>
+          <w:szCs w:val="21"/>
+        </w:rPr>
+        <w:t>dimdate</w:t>
+      </w:r>
+      <w:proofErr w:type="spellEnd"/>
+      <w:r>
+        <w:rPr>
+          <w:rFonts w:hint="eastAsia"/>
+          <w:szCs w:val="21"/>
+        </w:rPr>
+        <w:t>[</w:t>
+      </w:r>
+      <w:proofErr w:type="spellStart"/>
+      <w:r>
+        <w:rPr>
+          <w:rFonts w:hint="eastAsia"/>
+          <w:szCs w:val="21"/>
+        </w:rPr>
+        <w:t>datekey</w:t>
+      </w:r>
+      <w:proofErr w:type="spellEnd"/>
+      <w:r>
+        <w:rPr>
+          <w:rFonts w:hint="eastAsia"/>
+          <w:szCs w:val="21"/>
+        </w:rPr>
+        <w:t>])</w:t>
+      </w:r>
+    </w:p>
+    <w:p>
+      <w:pPr>
+        <w:rPr>
+          <w:szCs w:val="21"/>
+        </w:rPr>
+      </w:pPr>
+      <w:r>
+        <w:rPr>
+          <w:rFonts w:hint="eastAsia"/>
+          <w:szCs w:val="21"/>
+        </w:rPr>
+        <w:t>期末：</w:t>
+      </w:r>
+      <w:proofErr w:type="spellStart"/>
+      <w:proofErr w:type="gramStart"/>
+      <w:r>
+        <w:rPr>
+          <w:rFonts w:hint="eastAsia"/>
+          <w:szCs w:val="21"/>
+        </w:rPr>
+        <w:t>openingbalanceyear</w:t>
+      </w:r>
+      <w:proofErr w:type="spellEnd"/>
+      <w:r>
+        <w:rPr>
+          <w:rFonts w:hint="eastAsia"/>
+          <w:szCs w:val="21"/>
+        </w:rPr>
+        <w:t>(</w:t>
+      </w:r>
+      <w:proofErr w:type="gramEnd"/>
+      <w:r>
+        <w:rPr>
+          <w:rFonts w:hint="eastAsia"/>
+          <w:szCs w:val="21"/>
+        </w:rPr>
+        <w:t>[</w:t>
+      </w:r>
+      <w:proofErr w:type="spellStart"/>
+      <w:r>
+        <w:rPr>
+          <w:rFonts w:hint="eastAsia"/>
+          <w:szCs w:val="21"/>
+        </w:rPr>
+        <w:t>totalproducts</w:t>
+      </w:r>
+      <w:proofErr w:type="spellEnd"/>
+      <w:r>
+        <w:rPr>
+          <w:rFonts w:hint="eastAsia"/>
+          <w:szCs w:val="21"/>
+        </w:rPr>
+        <w:t xml:space="preserve"> today],</w:t>
+      </w:r>
+      <w:proofErr w:type="spellStart"/>
+      <w:r>
+        <w:rPr>
+          <w:rFonts w:hint="eastAsia"/>
+          <w:szCs w:val="21"/>
+        </w:rPr>
+        <w:t>dimdate</w:t>
+      </w:r>
+      <w:proofErr w:type="spellEnd"/>
+      <w:r>
+        <w:rPr>
+          <w:rFonts w:hint="eastAsia"/>
+          <w:szCs w:val="21"/>
+        </w:rPr>
+        <w:t>[</w:t>
+      </w:r>
+      <w:proofErr w:type="spellStart"/>
+      <w:r>
+        <w:rPr>
+          <w:rFonts w:hint="eastAsia"/>
+          <w:szCs w:val="21"/>
+        </w:rPr>
+        <w:t>datekey</w:t>
+      </w:r>
+      <w:proofErr w:type="spellEnd"/>
+      <w:r>
+        <w:rPr>
+          <w:rFonts w:hint="eastAsia"/>
+          <w:szCs w:val="21"/>
+        </w:rPr>
+        <w:t>])</w:t>
+      </w:r>
+    </w:p>
+    <w:p>
+      <w:pPr>
+        <w:rPr>
+          <w:szCs w:val="21"/>
+        </w:rPr>
+      </w:pPr>
+    </w:p>
+    <w:p>
+      <w:pPr>
+        <w:rPr>
+          <w:b/>
+          <w:color w:val="C0504D" w:themeColor="accent2"/>
+          <w:szCs w:val="21"/>
+        </w:rPr>
+      </w:pPr>
+      <w:r>
+        <w:rPr>
+          <w:rFonts w:hint="eastAsia"/>
+          <w:b/>
+          <w:color w:val="C0504D" w:themeColor="accent2"/>
+          <w:szCs w:val="21"/>
+        </w:rPr>
+        <w:lastRenderedPageBreak/>
+        <w:t>5)</w:t>
+      </w:r>
+      <w:r>
+        <w:rPr>
+          <w:rFonts w:hint="eastAsia"/>
+          <w:b/>
+          <w:color w:val="C0504D" w:themeColor="accent2"/>
+          <w:szCs w:val="21"/>
+        </w:rPr>
+        <w:t>不可聚合的列</w:t>
       </w:r>
       <w:bookmarkStart w:id="0" w:name="_GoBack"/>
       <w:bookmarkEnd w:id="0"/>
+    </w:p>
+    <w:p>
+      <w:pPr>
+        <w:rPr>
+          <w:szCs w:val="21"/>
+        </w:rPr>
+      </w:pPr>
+      <w:r>
+        <w:rPr>
+          <w:rFonts w:hint="eastAsia"/>
+          <w:szCs w:val="21"/>
+        </w:rPr>
+        <w:t>用以避免聚合一些不需要聚合的筛选器</w:t>
+      </w:r>
+    </w:p>
+    <w:p>
+      <w:pPr>
+        <w:rPr>
+          <w:szCs w:val="21"/>
+        </w:rPr>
+      </w:pPr>
+      <w:proofErr w:type="gramStart"/>
+      <w:r>
+        <w:rPr>
+          <w:szCs w:val="21"/>
+        </w:rPr>
+        <w:t>I</w:t>
+      </w:r>
+      <w:r>
+        <w:rPr>
+          <w:rFonts w:hint="eastAsia"/>
+          <w:szCs w:val="21"/>
+        </w:rPr>
+        <w:t>f(</w:t>
+      </w:r>
+      <w:proofErr w:type="spellStart"/>
+      <w:proofErr w:type="gramEnd"/>
+      <w:r>
+        <w:rPr>
+          <w:rFonts w:hint="eastAsia"/>
+          <w:szCs w:val="21"/>
+        </w:rPr>
+        <w:t>hasonefilter</w:t>
+      </w:r>
+      <w:proofErr w:type="spellEnd"/>
+      <w:r>
+        <w:rPr>
+          <w:rFonts w:hint="eastAsia"/>
+          <w:szCs w:val="21"/>
+        </w:rPr>
+        <w:t>(sale[state]),sum(</w:t>
+      </w:r>
+      <w:proofErr w:type="spellStart"/>
+      <w:r>
+        <w:rPr>
+          <w:rFonts w:hint="eastAsia"/>
+          <w:szCs w:val="21"/>
+        </w:rPr>
+        <w:t>sales,null</w:t>
+      </w:r>
+      <w:proofErr w:type="spellEnd"/>
+      <w:r>
+        <w:rPr>
+          <w:rFonts w:hint="eastAsia"/>
+          <w:szCs w:val="21"/>
+        </w:rPr>
+        <w:t>))</w:t>
+      </w:r>
     </w:p>
     <w:sectPr>
       <w:pgSz w:w="11906" w:h="16838"/>
@@ -262,19 +3971,57 @@
 </w:document>
 </file>
 
+<file path=word/endnotes.xml><?xml version="1.0" encoding="utf-8"?>
+<w:endnotes xmlns:wpc="http://schemas.microsoft.com/office/word/2010/wordprocessingCanvas" xmlns:mc="http://schemas.openxmlformats.org/markup-compatibility/2006" xmlns:o="urn:schemas-microsoft-com:office:office" xmlns:r="http://schemas.openxmlformats.org/officeDocument/2006/relationships" xmlns:m="http://schemas.openxmlformats.org/officeDocument/2006/math" xmlns:v="urn:schemas-microsoft-com:vml" xmlns:wp14="http://schemas.microsoft.com/office/word/2010/wordprocessingDrawing" xmlns:wp="http://schemas.openxmlformats.org/drawingml/2006/wordprocessingDrawing" xmlns:w10="urn:schemas-microsoft-com:office:word" xmlns:w="http://schemas.openxmlformats.org/wordprocessingml/2006/main" xmlns:w14="http://schemas.microsoft.com/office/word/2010/wordml" xmlns:wpg="http://schemas.microsoft.com/office/word/2010/wordprocessingGroup" xmlns:wpi="http://schemas.microsoft.com/office/word/2010/wordprocessingInk" xmlns:wne="http://schemas.microsoft.com/office/word/2006/wordml" xmlns:wps="http://schemas.microsoft.com/office/word/2010/wordprocessingShape" mc:Ignorable="w14 wp14">
+  <w:endnote w:type="separator" w:id="-1">
+    <w:p>
+      <w:r>
+        <w:separator/>
+      </w:r>
+    </w:p>
+  </w:endnote>
+  <w:endnote w:type="continuationSeparator" w:id="0">
+    <w:p>
+      <w:r>
+        <w:continuationSeparator/>
+      </w:r>
+    </w:p>
+  </w:endnote>
+</w:endnotes>
+</file>
+
+<file path=word/footnotes.xml><?xml version="1.0" encoding="utf-8"?>
+<w:footnotes xmlns:wpc="http://schemas.microsoft.com/office/word/2010/wordprocessingCanvas" xmlns:mc="http://schemas.openxmlformats.org/markup-compatibility/2006" xmlns:o="urn:schemas-microsoft-com:office:office" xmlns:r="http://schemas.openxmlformats.org/officeDocument/2006/relationships" xmlns:m="http://schemas.openxmlformats.org/officeDocument/2006/math" xmlns:v="urn:schemas-microsoft-com:vml" xmlns:wp14="http://schemas.microsoft.com/office/word/2010/wordprocessingDrawing" xmlns:wp="http://schemas.openxmlformats.org/drawingml/2006/wordprocessingDrawing" xmlns:w10="urn:schemas-microsoft-com:office:word" xmlns:w="http://schemas.openxmlformats.org/wordprocessingml/2006/main" xmlns:w14="http://schemas.microsoft.com/office/word/2010/wordml" xmlns:wpg="http://schemas.microsoft.com/office/word/2010/wordprocessingGroup" xmlns:wpi="http://schemas.microsoft.com/office/word/2010/wordprocessingInk" xmlns:wne="http://schemas.microsoft.com/office/word/2006/wordml" xmlns:wps="http://schemas.microsoft.com/office/word/2010/wordprocessingShape" mc:Ignorable="w14 wp14">
+  <w:footnote w:type="separator" w:id="-1">
+    <w:p>
+      <w:r>
+        <w:separator/>
+      </w:r>
+    </w:p>
+  </w:footnote>
+  <w:footnote w:type="continuationSeparator" w:id="0">
+    <w:p>
+      <w:r>
+        <w:continuationSeparator/>
+      </w:r>
+    </w:p>
+  </w:footnote>
+</w:footnotes>
+</file>
+
 <file path=word/numbering.xml><?xml version="1.0" encoding="utf-8"?>
 <w:numbering xmlns:wpc="http://schemas.microsoft.com/office/word/2010/wordprocessingCanvas" xmlns:mc="http://schemas.openxmlformats.org/markup-compatibility/2006" xmlns:o="urn:schemas-microsoft-com:office:office" xmlns:r="http://schemas.openxmlformats.org/officeDocument/2006/relationships" xmlns:m="http://schemas.openxmlformats.org/officeDocument/2006/math" xmlns:v="urn:schemas-microsoft-com:vml" xmlns:wp14="http://schemas.microsoft.com/office/word/2010/wordprocessingDrawing" xmlns:wp="http://schemas.openxmlformats.org/drawingml/2006/wordprocessingDrawing" xmlns:w10="urn:schemas-microsoft-com:office:word" xmlns:w="http://schemas.openxmlformats.org/wordprocessingml/2006/main" xmlns:w14="http://schemas.microsoft.com/office/word/2010/wordml" xmlns:wpg="http://schemas.microsoft.com/office/word/2010/wordprocessingGroup" xmlns:wpi="http://schemas.microsoft.com/office/word/2010/wordprocessingInk" xmlns:wne="http://schemas.microsoft.com/office/word/2006/wordml" xmlns:wps="http://schemas.microsoft.com/office/word/2010/wordprocessingShape" mc:Ignorable="w14 wp14">
   <w:abstractNum w:abstractNumId="0">
-    <w:nsid w:val="50993B97"/>
+    <w:nsid w:val="10A376BF"/>
     <w:multiLevelType w:val="hybridMultilevel"/>
-    <w:tmpl w:val="27401C54"/>
-    <w:lvl w:ilvl="0" w:tplc="C8028EEA">
+    <w:tmpl w:val="73A869DA"/>
+    <w:lvl w:ilvl="0" w:tplc="71762144">
       <w:start w:val="1"/>
-      <w:numFmt w:val="japaneseCounting"/>
-      <w:lvlText w:val="%1、"/>
+      <w:numFmt w:val="decimal"/>
+      <w:lvlText w:val="%1）"/>
       <w:lvlJc w:val="left"/>
       <w:pPr>
-        <w:ind w:left="420" w:hanging="420"/>
+        <w:ind w:left="360" w:hanging="360"/>
       </w:pPr>
       <w:rPr>
         <w:rFonts w:hint="default"/>
@@ -353,8 +4100,468 @@
       </w:pPr>
     </w:lvl>
   </w:abstractNum>
+  <w:abstractNum w:abstractNumId="1">
+    <w:nsid w:val="37FE4838"/>
+    <w:multiLevelType w:val="hybridMultilevel"/>
+    <w:tmpl w:val="447CB36A"/>
+    <w:lvl w:ilvl="0" w:tplc="7C7E9060">
+      <w:start w:val="1"/>
+      <w:numFmt w:val="decimal"/>
+      <w:lvlText w:val="%1，"/>
+      <w:lvlJc w:val="left"/>
+      <w:pPr>
+        <w:ind w:left="360" w:hanging="360"/>
+      </w:pPr>
+      <w:rPr>
+        <w:rFonts w:hint="default"/>
+      </w:rPr>
+    </w:lvl>
+    <w:lvl w:ilvl="1" w:tplc="04090019" w:tentative="1">
+      <w:start w:val="1"/>
+      <w:numFmt w:val="lowerLetter"/>
+      <w:lvlText w:val="%2)"/>
+      <w:lvlJc w:val="left"/>
+      <w:pPr>
+        <w:ind w:left="840" w:hanging="420"/>
+      </w:pPr>
+    </w:lvl>
+    <w:lvl w:ilvl="2" w:tplc="0409001B" w:tentative="1">
+      <w:start w:val="1"/>
+      <w:numFmt w:val="lowerRoman"/>
+      <w:lvlText w:val="%3."/>
+      <w:lvlJc w:val="right"/>
+      <w:pPr>
+        <w:ind w:left="1260" w:hanging="420"/>
+      </w:pPr>
+    </w:lvl>
+    <w:lvl w:ilvl="3" w:tplc="0409000F" w:tentative="1">
+      <w:start w:val="1"/>
+      <w:numFmt w:val="decimal"/>
+      <w:lvlText w:val="%4."/>
+      <w:lvlJc w:val="left"/>
+      <w:pPr>
+        <w:ind w:left="1680" w:hanging="420"/>
+      </w:pPr>
+    </w:lvl>
+    <w:lvl w:ilvl="4" w:tplc="04090019" w:tentative="1">
+      <w:start w:val="1"/>
+      <w:numFmt w:val="lowerLetter"/>
+      <w:lvlText w:val="%5)"/>
+      <w:lvlJc w:val="left"/>
+      <w:pPr>
+        <w:ind w:left="2100" w:hanging="420"/>
+      </w:pPr>
+    </w:lvl>
+    <w:lvl w:ilvl="5" w:tplc="0409001B" w:tentative="1">
+      <w:start w:val="1"/>
+      <w:numFmt w:val="lowerRoman"/>
+      <w:lvlText w:val="%6."/>
+      <w:lvlJc w:val="right"/>
+      <w:pPr>
+        <w:ind w:left="2520" w:hanging="420"/>
+      </w:pPr>
+    </w:lvl>
+    <w:lvl w:ilvl="6" w:tplc="0409000F" w:tentative="1">
+      <w:start w:val="1"/>
+      <w:numFmt w:val="decimal"/>
+      <w:lvlText w:val="%7."/>
+      <w:lvlJc w:val="left"/>
+      <w:pPr>
+        <w:ind w:left="2940" w:hanging="420"/>
+      </w:pPr>
+    </w:lvl>
+    <w:lvl w:ilvl="7" w:tplc="04090019" w:tentative="1">
+      <w:start w:val="1"/>
+      <w:numFmt w:val="lowerLetter"/>
+      <w:lvlText w:val="%8)"/>
+      <w:lvlJc w:val="left"/>
+      <w:pPr>
+        <w:ind w:left="3360" w:hanging="420"/>
+      </w:pPr>
+    </w:lvl>
+    <w:lvl w:ilvl="8" w:tplc="0409001B" w:tentative="1">
+      <w:start w:val="1"/>
+      <w:numFmt w:val="lowerRoman"/>
+      <w:lvlText w:val="%9."/>
+      <w:lvlJc w:val="right"/>
+      <w:pPr>
+        <w:ind w:left="3780" w:hanging="420"/>
+      </w:pPr>
+    </w:lvl>
+  </w:abstractNum>
+  <w:abstractNum w:abstractNumId="2">
+    <w:nsid w:val="38F31339"/>
+    <w:multiLevelType w:val="hybridMultilevel"/>
+    <w:tmpl w:val="22C424BC"/>
+    <w:lvl w:ilvl="0" w:tplc="5C14EF5C">
+      <w:start w:val="1"/>
+      <w:numFmt w:val="decimal"/>
+      <w:lvlText w:val="%1）"/>
+      <w:lvlJc w:val="left"/>
+      <w:pPr>
+        <w:ind w:left="360" w:hanging="360"/>
+      </w:pPr>
+      <w:rPr>
+        <w:rFonts w:hint="default"/>
+      </w:rPr>
+    </w:lvl>
+    <w:lvl w:ilvl="1" w:tplc="04090019" w:tentative="1">
+      <w:start w:val="1"/>
+      <w:numFmt w:val="lowerLetter"/>
+      <w:lvlText w:val="%2)"/>
+      <w:lvlJc w:val="left"/>
+      <w:pPr>
+        <w:ind w:left="840" w:hanging="420"/>
+      </w:pPr>
+    </w:lvl>
+    <w:lvl w:ilvl="2" w:tplc="0409001B" w:tentative="1">
+      <w:start w:val="1"/>
+      <w:numFmt w:val="lowerRoman"/>
+      <w:lvlText w:val="%3."/>
+      <w:lvlJc w:val="right"/>
+      <w:pPr>
+        <w:ind w:left="1260" w:hanging="420"/>
+      </w:pPr>
+    </w:lvl>
+    <w:lvl w:ilvl="3" w:tplc="0409000F" w:tentative="1">
+      <w:start w:val="1"/>
+      <w:numFmt w:val="decimal"/>
+      <w:lvlText w:val="%4."/>
+      <w:lvlJc w:val="left"/>
+      <w:pPr>
+        <w:ind w:left="1680" w:hanging="420"/>
+      </w:pPr>
+    </w:lvl>
+    <w:lvl w:ilvl="4" w:tplc="04090019" w:tentative="1">
+      <w:start w:val="1"/>
+      <w:numFmt w:val="lowerLetter"/>
+      <w:lvlText w:val="%5)"/>
+      <w:lvlJc w:val="left"/>
+      <w:pPr>
+        <w:ind w:left="2100" w:hanging="420"/>
+      </w:pPr>
+    </w:lvl>
+    <w:lvl w:ilvl="5" w:tplc="0409001B" w:tentative="1">
+      <w:start w:val="1"/>
+      <w:numFmt w:val="lowerRoman"/>
+      <w:lvlText w:val="%6."/>
+      <w:lvlJc w:val="right"/>
+      <w:pPr>
+        <w:ind w:left="2520" w:hanging="420"/>
+      </w:pPr>
+    </w:lvl>
+    <w:lvl w:ilvl="6" w:tplc="0409000F" w:tentative="1">
+      <w:start w:val="1"/>
+      <w:numFmt w:val="decimal"/>
+      <w:lvlText w:val="%7."/>
+      <w:lvlJc w:val="left"/>
+      <w:pPr>
+        <w:ind w:left="2940" w:hanging="420"/>
+      </w:pPr>
+    </w:lvl>
+    <w:lvl w:ilvl="7" w:tplc="04090019" w:tentative="1">
+      <w:start w:val="1"/>
+      <w:numFmt w:val="lowerLetter"/>
+      <w:lvlText w:val="%8)"/>
+      <w:lvlJc w:val="left"/>
+      <w:pPr>
+        <w:ind w:left="3360" w:hanging="420"/>
+      </w:pPr>
+    </w:lvl>
+    <w:lvl w:ilvl="8" w:tplc="0409001B" w:tentative="1">
+      <w:start w:val="1"/>
+      <w:numFmt w:val="lowerRoman"/>
+      <w:lvlText w:val="%9."/>
+      <w:lvlJc w:val="right"/>
+      <w:pPr>
+        <w:ind w:left="3780" w:hanging="420"/>
+      </w:pPr>
+    </w:lvl>
+  </w:abstractNum>
+  <w:abstractNum w:abstractNumId="3">
+    <w:nsid w:val="41FC1D50"/>
+    <w:multiLevelType w:val="hybridMultilevel"/>
+    <w:tmpl w:val="1CB81918"/>
+    <w:lvl w:ilvl="0" w:tplc="E500C3D4">
+      <w:start w:val="1"/>
+      <w:numFmt w:val="upperLetter"/>
+      <w:lvlText w:val="%1，"/>
+      <w:lvlJc w:val="left"/>
+      <w:pPr>
+        <w:ind w:left="360" w:hanging="360"/>
+      </w:pPr>
+      <w:rPr>
+        <w:rFonts w:hint="default"/>
+      </w:rPr>
+    </w:lvl>
+    <w:lvl w:ilvl="1" w:tplc="04090019" w:tentative="1">
+      <w:start w:val="1"/>
+      <w:numFmt w:val="lowerLetter"/>
+      <w:lvlText w:val="%2)"/>
+      <w:lvlJc w:val="left"/>
+      <w:pPr>
+        <w:ind w:left="840" w:hanging="420"/>
+      </w:pPr>
+    </w:lvl>
+    <w:lvl w:ilvl="2" w:tplc="0409001B" w:tentative="1">
+      <w:start w:val="1"/>
+      <w:numFmt w:val="lowerRoman"/>
+      <w:lvlText w:val="%3."/>
+      <w:lvlJc w:val="right"/>
+      <w:pPr>
+        <w:ind w:left="1260" w:hanging="420"/>
+      </w:pPr>
+    </w:lvl>
+    <w:lvl w:ilvl="3" w:tplc="0409000F" w:tentative="1">
+      <w:start w:val="1"/>
+      <w:numFmt w:val="decimal"/>
+      <w:lvlText w:val="%4."/>
+      <w:lvlJc w:val="left"/>
+      <w:pPr>
+        <w:ind w:left="1680" w:hanging="420"/>
+      </w:pPr>
+    </w:lvl>
+    <w:lvl w:ilvl="4" w:tplc="04090019" w:tentative="1">
+      <w:start w:val="1"/>
+      <w:numFmt w:val="lowerLetter"/>
+      <w:lvlText w:val="%5)"/>
+      <w:lvlJc w:val="left"/>
+      <w:pPr>
+        <w:ind w:left="2100" w:hanging="420"/>
+      </w:pPr>
+    </w:lvl>
+    <w:lvl w:ilvl="5" w:tplc="0409001B" w:tentative="1">
+      <w:start w:val="1"/>
+      <w:numFmt w:val="lowerRoman"/>
+      <w:lvlText w:val="%6."/>
+      <w:lvlJc w:val="right"/>
+      <w:pPr>
+        <w:ind w:left="2520" w:hanging="420"/>
+      </w:pPr>
+    </w:lvl>
+    <w:lvl w:ilvl="6" w:tplc="0409000F" w:tentative="1">
+      <w:start w:val="1"/>
+      <w:numFmt w:val="decimal"/>
+      <w:lvlText w:val="%7."/>
+      <w:lvlJc w:val="left"/>
+      <w:pPr>
+        <w:ind w:left="2940" w:hanging="420"/>
+      </w:pPr>
+    </w:lvl>
+    <w:lvl w:ilvl="7" w:tplc="04090019" w:tentative="1">
+      <w:start w:val="1"/>
+      <w:numFmt w:val="lowerLetter"/>
+      <w:lvlText w:val="%8)"/>
+      <w:lvlJc w:val="left"/>
+      <w:pPr>
+        <w:ind w:left="3360" w:hanging="420"/>
+      </w:pPr>
+    </w:lvl>
+    <w:lvl w:ilvl="8" w:tplc="0409001B" w:tentative="1">
+      <w:start w:val="1"/>
+      <w:numFmt w:val="lowerRoman"/>
+      <w:lvlText w:val="%9."/>
+      <w:lvlJc w:val="right"/>
+      <w:pPr>
+        <w:ind w:left="3780" w:hanging="420"/>
+      </w:pPr>
+    </w:lvl>
+  </w:abstractNum>
+  <w:abstractNum w:abstractNumId="4">
+    <w:nsid w:val="50993B97"/>
+    <w:multiLevelType w:val="hybridMultilevel"/>
+    <w:tmpl w:val="27401C54"/>
+    <w:lvl w:ilvl="0" w:tplc="C8028EEA">
+      <w:start w:val="1"/>
+      <w:numFmt w:val="japaneseCounting"/>
+      <w:lvlText w:val="%1、"/>
+      <w:lvlJc w:val="left"/>
+      <w:pPr>
+        <w:ind w:left="420" w:hanging="420"/>
+      </w:pPr>
+      <w:rPr>
+        <w:rFonts w:hint="default"/>
+      </w:rPr>
+    </w:lvl>
+    <w:lvl w:ilvl="1" w:tplc="04090019" w:tentative="1">
+      <w:start w:val="1"/>
+      <w:numFmt w:val="lowerLetter"/>
+      <w:lvlText w:val="%2)"/>
+      <w:lvlJc w:val="left"/>
+      <w:pPr>
+        <w:ind w:left="840" w:hanging="420"/>
+      </w:pPr>
+    </w:lvl>
+    <w:lvl w:ilvl="2" w:tplc="0409001B" w:tentative="1">
+      <w:start w:val="1"/>
+      <w:numFmt w:val="lowerRoman"/>
+      <w:lvlText w:val="%3."/>
+      <w:lvlJc w:val="right"/>
+      <w:pPr>
+        <w:ind w:left="1260" w:hanging="420"/>
+      </w:pPr>
+    </w:lvl>
+    <w:lvl w:ilvl="3" w:tplc="0409000F" w:tentative="1">
+      <w:start w:val="1"/>
+      <w:numFmt w:val="decimal"/>
+      <w:lvlText w:val="%4."/>
+      <w:lvlJc w:val="left"/>
+      <w:pPr>
+        <w:ind w:left="1680" w:hanging="420"/>
+      </w:pPr>
+    </w:lvl>
+    <w:lvl w:ilvl="4" w:tplc="04090019" w:tentative="1">
+      <w:start w:val="1"/>
+      <w:numFmt w:val="lowerLetter"/>
+      <w:lvlText w:val="%5)"/>
+      <w:lvlJc w:val="left"/>
+      <w:pPr>
+        <w:ind w:left="2100" w:hanging="420"/>
+      </w:pPr>
+    </w:lvl>
+    <w:lvl w:ilvl="5" w:tplc="0409001B" w:tentative="1">
+      <w:start w:val="1"/>
+      <w:numFmt w:val="lowerRoman"/>
+      <w:lvlText w:val="%6."/>
+      <w:lvlJc w:val="right"/>
+      <w:pPr>
+        <w:ind w:left="2520" w:hanging="420"/>
+      </w:pPr>
+    </w:lvl>
+    <w:lvl w:ilvl="6" w:tplc="0409000F" w:tentative="1">
+      <w:start w:val="1"/>
+      <w:numFmt w:val="decimal"/>
+      <w:lvlText w:val="%7."/>
+      <w:lvlJc w:val="left"/>
+      <w:pPr>
+        <w:ind w:left="2940" w:hanging="420"/>
+      </w:pPr>
+    </w:lvl>
+    <w:lvl w:ilvl="7" w:tplc="04090019" w:tentative="1">
+      <w:start w:val="1"/>
+      <w:numFmt w:val="lowerLetter"/>
+      <w:lvlText w:val="%8)"/>
+      <w:lvlJc w:val="left"/>
+      <w:pPr>
+        <w:ind w:left="3360" w:hanging="420"/>
+      </w:pPr>
+    </w:lvl>
+    <w:lvl w:ilvl="8" w:tplc="0409001B" w:tentative="1">
+      <w:start w:val="1"/>
+      <w:numFmt w:val="lowerRoman"/>
+      <w:lvlText w:val="%9."/>
+      <w:lvlJc w:val="right"/>
+      <w:pPr>
+        <w:ind w:left="3780" w:hanging="420"/>
+      </w:pPr>
+    </w:lvl>
+  </w:abstractNum>
+  <w:abstractNum w:abstractNumId="5">
+    <w:nsid w:val="59C11836"/>
+    <w:multiLevelType w:val="hybridMultilevel"/>
+    <w:tmpl w:val="5AAA97DE"/>
+    <w:lvl w:ilvl="0" w:tplc="1480DDEC">
+      <w:start w:val="1"/>
+      <w:numFmt w:val="decimal"/>
+      <w:lvlText w:val="%1，"/>
+      <w:lvlJc w:val="left"/>
+      <w:pPr>
+        <w:ind w:left="360" w:hanging="360"/>
+      </w:pPr>
+      <w:rPr>
+        <w:rFonts w:hint="default"/>
+      </w:rPr>
+    </w:lvl>
+    <w:lvl w:ilvl="1" w:tplc="04090019" w:tentative="1">
+      <w:start w:val="1"/>
+      <w:numFmt w:val="lowerLetter"/>
+      <w:lvlText w:val="%2)"/>
+      <w:lvlJc w:val="left"/>
+      <w:pPr>
+        <w:ind w:left="840" w:hanging="420"/>
+      </w:pPr>
+    </w:lvl>
+    <w:lvl w:ilvl="2" w:tplc="0409001B" w:tentative="1">
+      <w:start w:val="1"/>
+      <w:numFmt w:val="lowerRoman"/>
+      <w:lvlText w:val="%3."/>
+      <w:lvlJc w:val="right"/>
+      <w:pPr>
+        <w:ind w:left="1260" w:hanging="420"/>
+      </w:pPr>
+    </w:lvl>
+    <w:lvl w:ilvl="3" w:tplc="0409000F" w:tentative="1">
+      <w:start w:val="1"/>
+      <w:numFmt w:val="decimal"/>
+      <w:lvlText w:val="%4."/>
+      <w:lvlJc w:val="left"/>
+      <w:pPr>
+        <w:ind w:left="1680" w:hanging="420"/>
+      </w:pPr>
+    </w:lvl>
+    <w:lvl w:ilvl="4" w:tplc="04090019" w:tentative="1">
+      <w:start w:val="1"/>
+      <w:numFmt w:val="lowerLetter"/>
+      <w:lvlText w:val="%5)"/>
+      <w:lvlJc w:val="left"/>
+      <w:pPr>
+        <w:ind w:left="2100" w:hanging="420"/>
+      </w:pPr>
+    </w:lvl>
+    <w:lvl w:ilvl="5" w:tplc="0409001B" w:tentative="1">
+      <w:start w:val="1"/>
+      <w:numFmt w:val="lowerRoman"/>
+      <w:lvlText w:val="%6."/>
+      <w:lvlJc w:val="right"/>
+      <w:pPr>
+        <w:ind w:left="2520" w:hanging="420"/>
+      </w:pPr>
+    </w:lvl>
+    <w:lvl w:ilvl="6" w:tplc="0409000F" w:tentative="1">
+      <w:start w:val="1"/>
+      <w:numFmt w:val="decimal"/>
+      <w:lvlText w:val="%7."/>
+      <w:lvlJc w:val="left"/>
+      <w:pPr>
+        <w:ind w:left="2940" w:hanging="420"/>
+      </w:pPr>
+    </w:lvl>
+    <w:lvl w:ilvl="7" w:tplc="04090019" w:tentative="1">
+      <w:start w:val="1"/>
+      <w:numFmt w:val="lowerLetter"/>
+      <w:lvlText w:val="%8)"/>
+      <w:lvlJc w:val="left"/>
+      <w:pPr>
+        <w:ind w:left="3360" w:hanging="420"/>
+      </w:pPr>
+    </w:lvl>
+    <w:lvl w:ilvl="8" w:tplc="0409001B" w:tentative="1">
+      <w:start w:val="1"/>
+      <w:numFmt w:val="lowerRoman"/>
+      <w:lvlText w:val="%9."/>
+      <w:lvlJc w:val="right"/>
+      <w:pPr>
+        <w:ind w:left="3780" w:hanging="420"/>
+      </w:pPr>
+    </w:lvl>
+  </w:abstractNum>
   <w:num w:numId="1">
+    <w:abstractNumId w:val="4"/>
+  </w:num>
+  <w:num w:numId="2">
+    <w:abstractNumId w:val="3"/>
+  </w:num>
+  <w:num w:numId="3">
+    <w:abstractNumId w:val="2"/>
+  </w:num>
+  <w:num w:numId="4">
+    <w:abstractNumId w:val="5"/>
+  </w:num>
+  <w:num w:numId="5">
     <w:abstractNumId w:val="0"/>
+  </w:num>
+  <w:num w:numId="6">
+    <w:abstractNumId w:val="1"/>
   </w:num>
 </w:numbering>
 </file>
@@ -557,6 +4764,96 @@
       <w:ind w:firstLineChars="200" w:firstLine="420"/>
     </w:pPr>
   </w:style>
+  <w:style w:type="paragraph" w:styleId="a4">
+    <w:name w:val="header"/>
+    <w:basedOn w:val="a"/>
+    <w:link w:val="Char"/>
+    <w:uiPriority w:val="99"/>
+    <w:unhideWhenUsed/>
+    <w:rsid w:val="002E6814"/>
+    <w:pPr>
+      <w:pBdr>
+        <w:bottom w:val="single" w:sz="6" w:space="1" w:color="auto"/>
+      </w:pBdr>
+      <w:tabs>
+        <w:tab w:val="center" w:pos="4153"/>
+        <w:tab w:val="right" w:pos="8306"/>
+      </w:tabs>
+      <w:snapToGrid w:val="0"/>
+      <w:jc w:val="center"/>
+    </w:pPr>
+    <w:rPr>
+      <w:sz w:val="18"/>
+      <w:szCs w:val="18"/>
+    </w:rPr>
+  </w:style>
+  <w:style w:type="character" w:customStyle="1" w:styleId="Char">
+    <w:name w:val="页眉 Char"/>
+    <w:basedOn w:val="a0"/>
+    <w:link w:val="a4"/>
+    <w:uiPriority w:val="99"/>
+    <w:rsid w:val="002E6814"/>
+    <w:rPr>
+      <w:sz w:val="18"/>
+      <w:szCs w:val="18"/>
+    </w:rPr>
+  </w:style>
+  <w:style w:type="paragraph" w:styleId="a5">
+    <w:name w:val="footer"/>
+    <w:basedOn w:val="a"/>
+    <w:link w:val="Char0"/>
+    <w:uiPriority w:val="99"/>
+    <w:unhideWhenUsed/>
+    <w:rsid w:val="002E6814"/>
+    <w:pPr>
+      <w:tabs>
+        <w:tab w:val="center" w:pos="4153"/>
+        <w:tab w:val="right" w:pos="8306"/>
+      </w:tabs>
+      <w:snapToGrid w:val="0"/>
+      <w:jc w:val="left"/>
+    </w:pPr>
+    <w:rPr>
+      <w:sz w:val="18"/>
+      <w:szCs w:val="18"/>
+    </w:rPr>
+  </w:style>
+  <w:style w:type="character" w:customStyle="1" w:styleId="Char0">
+    <w:name w:val="页脚 Char"/>
+    <w:basedOn w:val="a0"/>
+    <w:link w:val="a5"/>
+    <w:uiPriority w:val="99"/>
+    <w:rsid w:val="002E6814"/>
+    <w:rPr>
+      <w:sz w:val="18"/>
+      <w:szCs w:val="18"/>
+    </w:rPr>
+  </w:style>
+  <w:style w:type="paragraph" w:styleId="a6">
+    <w:name w:val="Balloon Text"/>
+    <w:basedOn w:val="a"/>
+    <w:link w:val="Char1"/>
+    <w:uiPriority w:val="99"/>
+    <w:semiHidden/>
+    <w:unhideWhenUsed/>
+    <w:rsid w:val="00EF5216"/>
+    <w:rPr>
+      <w:sz w:val="18"/>
+      <w:szCs w:val="18"/>
+    </w:rPr>
+  </w:style>
+  <w:style w:type="character" w:customStyle="1" w:styleId="Char1">
+    <w:name w:val="批注框文本 Char"/>
+    <w:basedOn w:val="a0"/>
+    <w:link w:val="a6"/>
+    <w:uiPriority w:val="99"/>
+    <w:semiHidden/>
+    <w:rsid w:val="00EF5216"/>
+    <w:rPr>
+      <w:sz w:val="18"/>
+      <w:szCs w:val="18"/>
+    </w:rPr>
+  </w:style>
 </w:styles>
 </file>
 
@@ -757,6 +5054,96 @@
     <w:pPr>
       <w:ind w:firstLineChars="200" w:firstLine="420"/>
     </w:pPr>
+  </w:style>
+  <w:style w:type="paragraph" w:styleId="a4">
+    <w:name w:val="header"/>
+    <w:basedOn w:val="a"/>
+    <w:link w:val="Char"/>
+    <w:uiPriority w:val="99"/>
+    <w:unhideWhenUsed/>
+    <w:rsid w:val="002E6814"/>
+    <w:pPr>
+      <w:pBdr>
+        <w:bottom w:val="single" w:sz="6" w:space="1" w:color="auto"/>
+      </w:pBdr>
+      <w:tabs>
+        <w:tab w:val="center" w:pos="4153"/>
+        <w:tab w:val="right" w:pos="8306"/>
+      </w:tabs>
+      <w:snapToGrid w:val="0"/>
+      <w:jc w:val="center"/>
+    </w:pPr>
+    <w:rPr>
+      <w:sz w:val="18"/>
+      <w:szCs w:val="18"/>
+    </w:rPr>
+  </w:style>
+  <w:style w:type="character" w:customStyle="1" w:styleId="Char">
+    <w:name w:val="页眉 Char"/>
+    <w:basedOn w:val="a0"/>
+    <w:link w:val="a4"/>
+    <w:uiPriority w:val="99"/>
+    <w:rsid w:val="002E6814"/>
+    <w:rPr>
+      <w:sz w:val="18"/>
+      <w:szCs w:val="18"/>
+    </w:rPr>
+  </w:style>
+  <w:style w:type="paragraph" w:styleId="a5">
+    <w:name w:val="footer"/>
+    <w:basedOn w:val="a"/>
+    <w:link w:val="Char0"/>
+    <w:uiPriority w:val="99"/>
+    <w:unhideWhenUsed/>
+    <w:rsid w:val="002E6814"/>
+    <w:pPr>
+      <w:tabs>
+        <w:tab w:val="center" w:pos="4153"/>
+        <w:tab w:val="right" w:pos="8306"/>
+      </w:tabs>
+      <w:snapToGrid w:val="0"/>
+      <w:jc w:val="left"/>
+    </w:pPr>
+    <w:rPr>
+      <w:sz w:val="18"/>
+      <w:szCs w:val="18"/>
+    </w:rPr>
+  </w:style>
+  <w:style w:type="character" w:customStyle="1" w:styleId="Char0">
+    <w:name w:val="页脚 Char"/>
+    <w:basedOn w:val="a0"/>
+    <w:link w:val="a5"/>
+    <w:uiPriority w:val="99"/>
+    <w:rsid w:val="002E6814"/>
+    <w:rPr>
+      <w:sz w:val="18"/>
+      <w:szCs w:val="18"/>
+    </w:rPr>
+  </w:style>
+  <w:style w:type="paragraph" w:styleId="a6">
+    <w:name w:val="Balloon Text"/>
+    <w:basedOn w:val="a"/>
+    <w:link w:val="Char1"/>
+    <w:uiPriority w:val="99"/>
+    <w:semiHidden/>
+    <w:unhideWhenUsed/>
+    <w:rsid w:val="00EF5216"/>
+    <w:rPr>
+      <w:sz w:val="18"/>
+      <w:szCs w:val="18"/>
+    </w:rPr>
+  </w:style>
+  <w:style w:type="character" w:customStyle="1" w:styleId="Char1">
+    <w:name w:val="批注框文本 Char"/>
+    <w:basedOn w:val="a0"/>
+    <w:link w:val="a6"/>
+    <w:uiPriority w:val="99"/>
+    <w:semiHidden/>
+    <w:rsid w:val="00EF5216"/>
+    <w:rPr>
+      <w:sz w:val="18"/>
+      <w:szCs w:val="18"/>
+    </w:rPr>
   </w:style>
 </w:styles>
 </file>
